--- a/flow/20230914_vu_template/drafts/2024-06-g/05-СР-Доротея-Косми.docx
+++ b/flow/20230914_vu_template/drafts/2024-06-g/05-СР-Доротея-Косми.docx
@@ -5771,6 +5771,7 @@
     <w:p>
       <w:pPr>
         <w:pStyle w:val="a"/>
+        <w:spacing w:after="160"/>
       </w:pPr>
       <w:r>
         <w:rPr>
@@ -10950,6 +10951,7 @@
     <w:p>
       <w:pPr>
         <w:pStyle w:val="a"/>
+        <w:spacing w:after="160"/>
       </w:pPr>
       <w:r>
         <w:rPr>
@@ -10999,6 +11001,15 @@
           <w:sz w:val="24"/>
         </w:rPr>
         <w:t>ь.</w:t>
+      </w:r>
+      <w:r>
+        <w:rPr>
+          <w:rFonts w:ascii="Times New Roman" w:hAnsi="Times New Roman"/>
+          <w:i/>
+          <w:color w:val="FF4400"/>
+          <w:sz w:val="24"/>
+        </w:rPr>
+        <w:t xml:space="preserve"> (2 р.)</w:t>
       </w:r>
     </w:p>
     <w:p>
@@ -12443,47 +12454,1892 @@
     </w:p>
     <w:p>
       <w:pPr>
-        <w:spacing w:after="120" w:lineRule="auto"/>
-        <w:jc w:val="both"/>
-        <w:rPr>
-          <w:rFonts w:ascii="Times New Roman" w:cs="Times New Roman" w:eastAsia="Times New Roman" w:hAnsi="Times New Roman"/>
-          <w:color w:val="ff0000"/>
-          <w:sz w:val="24"/>
-          <w:szCs w:val="24"/>
-        </w:rPr>
-      </w:pPr>
-      <w:r>
-        <w:rPr>
-          <w:rFonts w:ascii="Times New Roman" w:cs="Times New Roman" w:eastAsia="Times New Roman" w:hAnsi="Times New Roman"/>
-          <w:color w:val="ff0000"/>
-          <w:sz w:val="24"/>
-          <w:szCs w:val="24"/>
-          <w:highlight w:val="yellow"/>
-          <w:rtl w:val="0"/>
-        </w:rPr>
-        <w:t xml:space="preserve">ВСТИВИТИ КАНОН</w:t>
-      </w:r>
-      <w:r>
-        <w:rPr>
-          <w:rtl w:val="0"/>
-        </w:rPr>
-      </w:r>
-    </w:p>
-    <w:p>
-      <w:pPr>
-        <w:spacing w:after="120" w:lineRule="auto"/>
-        <w:jc w:val="both"/>
-        <w:rPr>
-          <w:rFonts w:ascii="Times New Roman" w:cs="Times New Roman" w:eastAsia="Times New Roman" w:hAnsi="Times New Roman"/>
-          <w:color w:val="ff0000"/>
-          <w:sz w:val="24"/>
-          <w:szCs w:val="24"/>
-        </w:rPr>
-      </w:pPr>
-      <w:r>
-        <w:rPr>
-          <w:rtl w:val="0"/>
-        </w:rPr>
+        <w:pStyle w:val="Heading3"/>
+        <w:spacing w:after="120"/>
+        <w:jc w:val="center"/>
+      </w:pPr>
+      <w:r>
+        <w:rPr>
+          <w:rFonts w:ascii="Times New Roman" w:hAnsi="Times New Roman"/>
+          <w:i/>
+          <w:color w:val="FF0000"/>
+          <w:sz w:val="24"/>
+        </w:rPr>
+        <w:t>Пісня 1</w:t>
+      </w:r>
+    </w:p>
+    <w:p>
+      <w:pPr>
+        <w:pStyle w:val="a"/>
+        <w:spacing w:after="120"/>
+      </w:pPr>
+      <w:r>
+        <w:rPr>
+          <w:rFonts w:ascii="Times New Roman" w:hAnsi="Times New Roman"/>
+          <w:b/>
+          <w:i/>
+          <w:color w:val="FF0000"/>
+          <w:sz w:val="24"/>
+        </w:rPr>
+        <w:t>Ірмос (г. 1):</w:t>
+      </w:r>
+      <w:r>
+        <w:rPr>
+          <w:rFonts w:ascii="Times New Roman" w:hAnsi="Times New Roman"/>
+          <w:b/>
+          <w:i/>
+          <w:color w:val="FF0000"/>
+          <w:sz w:val="24"/>
+        </w:rPr>
+        <w:t xml:space="preserve"> </w:t>
+      </w:r>
+      <w:r>
+        <w:rPr>
+          <w:rFonts w:ascii="Times New Roman" w:hAnsi="Times New Roman"/>
+          <w:b/>
+          <w:color w:val="000000"/>
+          <w:sz w:val="24"/>
+        </w:rPr>
+        <w:t>Від гіркої неволі визволився Ізраїль, море пройшовши як по суші, побачивши ворога потопленим, пісню співав Богу як Благодійнику, що чудодіяв силою великою, бо прославився.</w:t>
+      </w:r>
+    </w:p>
+    <w:p>
+      <w:pPr>
+        <w:pStyle w:val="a"/>
+        <w:spacing w:after="120"/>
+      </w:pPr>
+      <w:r>
+        <w:rPr>
+          <w:rFonts w:ascii="Times New Roman" w:hAnsi="Times New Roman"/>
+          <w:i/>
+          <w:color w:val="FF0000"/>
+          <w:sz w:val="24"/>
+        </w:rPr>
+        <w:t xml:space="preserve">Стих: </w:t>
+      </w:r>
+      <w:r>
+        <w:rPr>
+          <w:rFonts w:ascii="Times New Roman" w:hAnsi="Times New Roman"/>
+          <w:sz w:val="24"/>
+          <w:u w:val="single"/>
+        </w:rPr>
+        <w:t>Слава, Господи, чесному хресту твоєму і розп'яттю.</w:t>
+      </w:r>
+    </w:p>
+    <w:p>
+      <w:pPr>
+        <w:pStyle w:val="a"/>
+        <w:spacing w:after="120"/>
+      </w:pPr>
+      <w:r>
+        <w:rPr>
+          <w:rFonts w:ascii="Times New Roman" w:hAnsi="Times New Roman"/>
+          <w:color w:val="000000"/>
+          <w:sz w:val="24"/>
+        </w:rPr>
+        <w:t>На хресті піднесений, Христе, Ти підняв грішну людину, і всю ворожу силу знищив Ти, Слове; тому оспівую Твої страждання, бо Ти постраждав і від пристрастей визволив мене.</w:t>
+      </w:r>
+    </w:p>
+    <w:p>
+      <w:pPr>
+        <w:pStyle w:val="a"/>
+        <w:spacing w:after="120"/>
+      </w:pPr>
+      <w:r>
+        <w:rPr>
+          <w:rFonts w:ascii="Times New Roman" w:hAnsi="Times New Roman"/>
+          <w:i/>
+          <w:color w:val="FF0000"/>
+          <w:sz w:val="24"/>
+        </w:rPr>
+        <w:t xml:space="preserve">Стих: </w:t>
+      </w:r>
+      <w:r>
+        <w:rPr>
+          <w:rFonts w:ascii="Times New Roman" w:hAnsi="Times New Roman"/>
+          <w:sz w:val="24"/>
+          <w:u w:val="single"/>
+        </w:rPr>
+        <w:t>Слава, Господи, чесному хресту твоєму і розп'яттю.</w:t>
+      </w:r>
+    </w:p>
+    <w:p>
+      <w:pPr>
+        <w:pStyle w:val="a"/>
+        <w:spacing w:after="120"/>
+      </w:pPr>
+      <w:r>
+        <w:rPr>
+          <w:rFonts w:ascii="Times New Roman" w:hAnsi="Times New Roman"/>
+          <w:color w:val="000000"/>
+          <w:sz w:val="24"/>
+        </w:rPr>
+        <w:t xml:space="preserve">Ти є Господь слави, який славою увінчав людину, терном вінчався Ти, щоб </w:t>
+      </w:r>
+      <w:r>
+        <w:rPr>
+          <w:rFonts w:ascii="Times New Roman" w:hAnsi="Times New Roman"/>
+          <w:color w:val="000000"/>
+          <w:sz w:val="24"/>
+        </w:rPr>
+        <w:t>терноподібне</w:t>
+      </w:r>
+      <w:r>
+        <w:rPr>
+          <w:rFonts w:ascii="Times New Roman" w:hAnsi="Times New Roman"/>
+          <w:color w:val="000000"/>
+          <w:sz w:val="24"/>
+        </w:rPr>
+        <w:t xml:space="preserve"> єство наше створити плодоносним, </w:t>
+      </w:r>
+      <w:r>
+        <w:rPr>
+          <w:rFonts w:ascii="Times New Roman" w:hAnsi="Times New Roman"/>
+          <w:color w:val="000000"/>
+          <w:sz w:val="24"/>
+        </w:rPr>
+        <w:t>Насадителю</w:t>
+      </w:r>
+      <w:r>
+        <w:rPr>
+          <w:rFonts w:ascii="Times New Roman" w:hAnsi="Times New Roman"/>
+          <w:color w:val="000000"/>
+          <w:sz w:val="24"/>
+        </w:rPr>
+        <w:t xml:space="preserve"> божественних діянь.</w:t>
+      </w:r>
+    </w:p>
+    <w:p>
+      <w:pPr>
+        <w:pStyle w:val="a"/>
+        <w:spacing w:after="120"/>
+      </w:pPr>
+      <w:r>
+        <w:rPr>
+          <w:rFonts w:ascii="Times New Roman" w:hAnsi="Times New Roman"/>
+          <w:b/>
+          <w:sz w:val="24"/>
+        </w:rPr>
+        <w:t xml:space="preserve">Слава: І нині: </w:t>
+      </w:r>
+      <w:r>
+        <w:rPr>
+          <w:rFonts w:ascii="Times New Roman" w:hAnsi="Times New Roman"/>
+          <w:i/>
+          <w:color w:val="FF0000"/>
+          <w:sz w:val="24"/>
+        </w:rPr>
+        <w:t xml:space="preserve">Богородичний: </w:t>
+      </w:r>
+      <w:r>
+        <w:rPr>
+          <w:rFonts w:ascii="Times New Roman" w:hAnsi="Times New Roman"/>
+          <w:color w:val="000000"/>
+          <w:sz w:val="24"/>
+        </w:rPr>
+        <w:t xml:space="preserve">Зброєю страждань Сина Твого Ти була </w:t>
+      </w:r>
+      <w:r>
+        <w:rPr>
+          <w:rFonts w:ascii="Times New Roman" w:hAnsi="Times New Roman"/>
+          <w:color w:val="000000"/>
+          <w:sz w:val="24"/>
+        </w:rPr>
+        <w:t>уранена</w:t>
+      </w:r>
+      <w:r>
+        <w:rPr>
+          <w:rFonts w:ascii="Times New Roman" w:hAnsi="Times New Roman"/>
+          <w:color w:val="000000"/>
+          <w:sz w:val="24"/>
+        </w:rPr>
+        <w:t>, Пречиста, побачивши Його, проколотого списом, через який відступила зброя, що забороняла вхід у рай і не дозволяла вірним божественний вхід.</w:t>
+      </w:r>
+    </w:p>
+    <w:p>
+      <w:pPr>
+        <w:pStyle w:val="Heading3"/>
+        <w:spacing w:after="120"/>
+        <w:jc w:val="center"/>
+      </w:pPr>
+      <w:r>
+        <w:rPr>
+          <w:rFonts w:ascii="Times New Roman" w:hAnsi="Times New Roman"/>
+          <w:i/>
+          <w:color w:val="FF0000"/>
+          <w:sz w:val="24"/>
+        </w:rPr>
+        <w:t>Пісня 3</w:t>
+      </w:r>
+    </w:p>
+    <w:p>
+      <w:pPr>
+        <w:pStyle w:val="a"/>
+        <w:spacing w:after="120"/>
+      </w:pPr>
+      <w:r>
+        <w:rPr>
+          <w:rFonts w:ascii="Times New Roman" w:hAnsi="Times New Roman"/>
+          <w:b/>
+          <w:i/>
+          <w:color w:val="FF0000"/>
+          <w:sz w:val="24"/>
+        </w:rPr>
+        <w:t>Ірмос (г. 1):</w:t>
+      </w:r>
+      <w:r>
+        <w:rPr>
+          <w:rFonts w:ascii="Times New Roman" w:hAnsi="Times New Roman"/>
+          <w:b/>
+          <w:i/>
+          <w:color w:val="FF0000"/>
+          <w:sz w:val="24"/>
+        </w:rPr>
+        <w:t xml:space="preserve"> </w:t>
+      </w:r>
+      <w:r>
+        <w:rPr>
+          <w:rFonts w:ascii="Times New Roman" w:hAnsi="Times New Roman"/>
+          <w:b/>
+          <w:color w:val="000000"/>
+          <w:sz w:val="24"/>
+        </w:rPr>
+        <w:t>Нехай не хвалиться смертний ні мудрістю, ні багатством своїм, але вірою Господньою православно взиває до Христа Бога і завжди співає: на камені Твоїх заповідей утверди мене, Владико.</w:t>
+      </w:r>
+    </w:p>
+    <w:p>
+      <w:pPr>
+        <w:pStyle w:val="a"/>
+        <w:spacing w:after="120"/>
+      </w:pPr>
+      <w:r>
+        <w:rPr>
+          <w:rFonts w:ascii="Times New Roman" w:hAnsi="Times New Roman"/>
+          <w:i/>
+          <w:color w:val="FF0000"/>
+          <w:sz w:val="24"/>
+        </w:rPr>
+        <w:t xml:space="preserve">Стих: </w:t>
+      </w:r>
+      <w:r>
+        <w:rPr>
+          <w:rFonts w:ascii="Times New Roman" w:hAnsi="Times New Roman"/>
+          <w:sz w:val="24"/>
+          <w:u w:val="single"/>
+        </w:rPr>
+        <w:t>Слава, Господи, чесному хресту твоєму і розп'яттю.</w:t>
+      </w:r>
+    </w:p>
+    <w:p>
+      <w:pPr>
+        <w:pStyle w:val="a"/>
+        <w:spacing w:after="120"/>
+      </w:pPr>
+      <w:r>
+        <w:rPr>
+          <w:rFonts w:ascii="Times New Roman" w:hAnsi="Times New Roman"/>
+          <w:color w:val="000000"/>
+          <w:sz w:val="24"/>
+        </w:rPr>
+        <w:t>Беззаконні прицвяхували Твої руки і ноги, Ісусе мій, що раніше невимовно рукою створив людину, Христе Боже, і стражданнями визволив усіх від пристрастей і тління.</w:t>
+      </w:r>
+    </w:p>
+    <w:p>
+      <w:pPr>
+        <w:pStyle w:val="a"/>
+        <w:spacing w:after="120"/>
+      </w:pPr>
+      <w:r>
+        <w:rPr>
+          <w:rFonts w:ascii="Times New Roman" w:hAnsi="Times New Roman"/>
+          <w:i/>
+          <w:color w:val="FF0000"/>
+          <w:sz w:val="24"/>
+        </w:rPr>
+        <w:t xml:space="preserve">Стих: </w:t>
+      </w:r>
+      <w:r>
+        <w:rPr>
+          <w:rFonts w:ascii="Times New Roman" w:hAnsi="Times New Roman"/>
+          <w:sz w:val="24"/>
+          <w:u w:val="single"/>
+        </w:rPr>
+        <w:t>Слава, Господи, чесному хресту твоєму і розп'яттю.</w:t>
+      </w:r>
+    </w:p>
+    <w:p>
+      <w:pPr>
+        <w:pStyle w:val="a"/>
+        <w:spacing w:after="120"/>
+      </w:pPr>
+      <w:r>
+        <w:rPr>
+          <w:rFonts w:ascii="Times New Roman" w:hAnsi="Times New Roman"/>
+          <w:color w:val="000000"/>
+          <w:sz w:val="24"/>
+        </w:rPr>
+        <w:t xml:space="preserve">Нехай зупиниться, взивав Ісус, місяць і сонце, світло яких затьмарилося, побачивши на хресті Владику, що страждав плоттю, </w:t>
+      </w:r>
+      <w:r>
+        <w:rPr>
+          <w:rFonts w:ascii="Times New Roman" w:hAnsi="Times New Roman"/>
+          <w:sz w:val="24"/>
+        </w:rPr>
+        <w:t>я</w:t>
+      </w:r>
+      <w:r>
+        <w:rPr>
+          <w:rFonts w:ascii="Times New Roman" w:hAnsi="Times New Roman"/>
+          <w:color w:val="000000"/>
+          <w:sz w:val="24"/>
+        </w:rPr>
+        <w:t>ким були посоромлені лукаві начала темряви.</w:t>
+      </w:r>
+    </w:p>
+    <w:p>
+      <w:pPr>
+        <w:pStyle w:val="a"/>
+        <w:spacing w:after="120"/>
+      </w:pPr>
+      <w:r>
+        <w:rPr>
+          <w:rFonts w:ascii="Times New Roman" w:hAnsi="Times New Roman"/>
+          <w:b/>
+          <w:sz w:val="24"/>
+        </w:rPr>
+        <w:t xml:space="preserve">Слава: І нині: </w:t>
+      </w:r>
+      <w:r>
+        <w:rPr>
+          <w:rFonts w:ascii="Times New Roman" w:hAnsi="Times New Roman"/>
+          <w:i/>
+          <w:color w:val="FF0000"/>
+          <w:sz w:val="24"/>
+        </w:rPr>
+        <w:t xml:space="preserve">Богородичний: </w:t>
+      </w:r>
+      <w:r>
+        <w:rPr>
+          <w:rFonts w:ascii="Times New Roman" w:hAnsi="Times New Roman"/>
+          <w:color w:val="000000"/>
+          <w:sz w:val="24"/>
+        </w:rPr>
+        <w:t>Під час страждань Ти, Діво, бачила Прекрасного добротою, який не мав ні вигляду, ні доброти; Ти, Чиста, гірко взивала, вигукуючи: горе мені, як Ти страждаєш, Сину, бажаючи визволити всіх від страждань.</w:t>
+      </w:r>
+    </w:p>
+    <w:p>
+      <w:pPr>
+        <w:pStyle w:val="Heading3"/>
+        <w:spacing w:after="120"/>
+        <w:jc w:val="center"/>
+      </w:pPr>
+      <w:r>
+        <w:rPr>
+          <w:rFonts w:ascii="Times New Roman" w:hAnsi="Times New Roman"/>
+          <w:b/>
+          <w:i/>
+          <w:color w:val="FF0000"/>
+          <w:sz w:val="24"/>
+        </w:rPr>
+        <w:t>Мала єктенія</w:t>
+      </w:r>
+    </w:p>
+    <w:p>
+      <w:pPr>
+        <w:pStyle w:val="a"/>
+        <w:spacing w:after="120"/>
+      </w:pPr>
+      <w:r>
+        <w:rPr>
+          <w:rFonts w:ascii="Times New Roman" w:hAnsi="Times New Roman"/>
+          <w:color w:val="000000"/>
+          <w:sz w:val="24"/>
+        </w:rPr>
+        <w:t>Ще і ще в мирі Господеві помолімся.</w:t>
+      </w:r>
+    </w:p>
+    <w:p>
+      <w:pPr>
+        <w:pStyle w:val="a"/>
+        <w:spacing w:after="120"/>
+      </w:pPr>
+      <w:r>
+        <w:rPr>
+          <w:rFonts w:ascii="Times New Roman" w:hAnsi="Times New Roman"/>
+          <w:i/>
+          <w:color w:val="FF0000"/>
+          <w:sz w:val="24"/>
+        </w:rPr>
+        <w:t>Вірні:</w:t>
+      </w:r>
+      <w:r>
+        <w:rPr>
+          <w:rFonts w:ascii="Times New Roman" w:hAnsi="Times New Roman"/>
+          <w:color w:val="000000"/>
+          <w:sz w:val="24"/>
+        </w:rPr>
+        <w:t xml:space="preserve"> Господи, помилуй.</w:t>
+      </w:r>
+    </w:p>
+    <w:p>
+      <w:pPr>
+        <w:pStyle w:val="a"/>
+        <w:spacing w:after="120"/>
+      </w:pPr>
+      <w:r>
+        <w:rPr>
+          <w:rFonts w:ascii="Times New Roman" w:hAnsi="Times New Roman"/>
+          <w:color w:val="000000"/>
+          <w:sz w:val="24"/>
+        </w:rPr>
+        <w:t>Заступи, спаси, помилуй і охорони нас, Боже, твоєю благодаттю.</w:t>
+      </w:r>
+    </w:p>
+    <w:p>
+      <w:pPr>
+        <w:pStyle w:val="a"/>
+        <w:spacing w:after="120"/>
+      </w:pPr>
+      <w:r>
+        <w:rPr>
+          <w:rFonts w:ascii="Times New Roman" w:hAnsi="Times New Roman"/>
+          <w:i/>
+          <w:color w:val="FF0000"/>
+          <w:sz w:val="24"/>
+        </w:rPr>
+        <w:t>Вірні:</w:t>
+      </w:r>
+      <w:r>
+        <w:rPr>
+          <w:rFonts w:ascii="Times New Roman" w:hAnsi="Times New Roman"/>
+          <w:color w:val="000000"/>
+          <w:sz w:val="24"/>
+        </w:rPr>
+        <w:t xml:space="preserve"> Господи, помилуй.</w:t>
+      </w:r>
+    </w:p>
+    <w:p>
+      <w:pPr>
+        <w:pStyle w:val="a"/>
+        <w:spacing w:after="120"/>
+      </w:pPr>
+      <w:r>
+        <w:rPr>
+          <w:rFonts w:ascii="Times New Roman" w:hAnsi="Times New Roman"/>
+          <w:color w:val="000000"/>
+          <w:sz w:val="24"/>
+        </w:rPr>
+        <w:t>Пресвяту, пречисту, преблагословенну, славну Владичицю нашу Богородицю і приснодіву Марію, з усіма святими пом'янувши, самі себе, і один одного, і все життя наше Христу Богові віддаймо.</w:t>
+      </w:r>
+    </w:p>
+    <w:p>
+      <w:pPr>
+        <w:pStyle w:val="a"/>
+        <w:spacing w:after="120"/>
+      </w:pPr>
+      <w:r>
+        <w:rPr>
+          <w:rFonts w:ascii="Times New Roman" w:hAnsi="Times New Roman"/>
+          <w:i/>
+          <w:color w:val="FF0000"/>
+          <w:sz w:val="24"/>
+        </w:rPr>
+        <w:t>Вірні:</w:t>
+      </w:r>
+      <w:r>
+        <w:rPr>
+          <w:rFonts w:ascii="Times New Roman" w:hAnsi="Times New Roman"/>
+          <w:color w:val="000000"/>
+          <w:sz w:val="24"/>
+        </w:rPr>
+        <w:t xml:space="preserve"> Тобі, Господи.</w:t>
+      </w:r>
+    </w:p>
+    <w:p>
+      <w:pPr>
+        <w:pStyle w:val="a"/>
+        <w:spacing w:after="120"/>
+      </w:pPr>
+      <w:r>
+        <w:rPr>
+          <w:rFonts w:ascii="Times New Roman" w:hAnsi="Times New Roman"/>
+          <w:sz w:val="24"/>
+          <w:u w:val="single"/>
+        </w:rPr>
+        <w:t>[Господи, Боже наш, що сонну неміч забрав від нас і покликав нас візванням святим, щоб і вночі підносити руки наші і прославляти тебе за справедливі твої присуди. Прийми благання наші, моління, визнавання, нічні служби і даруй нам, Боже, віру бездоганну, надію впевнену, любов нелицемірну. Благослови наші входи й виходи, вчинки, слова, діла й думки; і дай нам дочекатися початку дня, нам, що хвалять й оспівують, і благословлять добрість твоєї несказанної сили]</w:t>
+      </w:r>
+    </w:p>
+    <w:p>
+      <w:pPr>
+        <w:pStyle w:val="a"/>
+        <w:spacing w:after="120"/>
+      </w:pPr>
+      <w:r>
+        <w:rPr>
+          <w:rFonts w:ascii="Times New Roman" w:hAnsi="Times New Roman"/>
+          <w:i/>
+          <w:color w:val="FF0000"/>
+          <w:sz w:val="24"/>
+        </w:rPr>
+        <w:t>Священик:</w:t>
+      </w:r>
+      <w:r>
+        <w:rPr>
+          <w:rFonts w:ascii="Times New Roman" w:hAnsi="Times New Roman"/>
+          <w:i/>
+          <w:color w:val="FF0000"/>
+          <w:sz w:val="24"/>
+        </w:rPr>
+        <w:t xml:space="preserve"> </w:t>
+      </w:r>
+      <w:r>
+        <w:rPr>
+          <w:rFonts w:ascii="Times New Roman" w:hAnsi="Times New Roman"/>
+          <w:color w:val="000000"/>
+          <w:sz w:val="24"/>
+        </w:rPr>
+        <w:t>Бо Ти Бог наш і Тобі славу возсилаємо: Отцю, і Сину, і Святому Духові</w:t>
+      </w:r>
+      <w:r>
+        <w:rPr>
+          <w:rFonts w:ascii="Times New Roman" w:hAnsi="Times New Roman"/>
+          <w:sz w:val="24"/>
+        </w:rPr>
+        <w:t>, нині і повсякчас, і на віки віків.</w:t>
+      </w:r>
+    </w:p>
+    <w:p>
+      <w:pPr>
+        <w:pStyle w:val="a"/>
+        <w:spacing w:after="120"/>
+      </w:pPr>
+      <w:r>
+        <w:rPr>
+          <w:rFonts w:ascii="Times New Roman" w:hAnsi="Times New Roman"/>
+          <w:i/>
+          <w:color w:val="FF0000"/>
+          <w:sz w:val="24"/>
+        </w:rPr>
+        <w:t>Вірні:</w:t>
+      </w:r>
+      <w:r>
+        <w:rPr>
+          <w:rFonts w:ascii="Times New Roman" w:hAnsi="Times New Roman"/>
+          <w:color w:val="FF0000"/>
+          <w:sz w:val="24"/>
+        </w:rPr>
+        <w:t xml:space="preserve"> </w:t>
+      </w:r>
+      <w:r>
+        <w:rPr>
+          <w:rFonts w:ascii="Times New Roman" w:hAnsi="Times New Roman"/>
+          <w:sz w:val="24"/>
+        </w:rPr>
+        <w:t>Амінь.</w:t>
+      </w:r>
+    </w:p>
+    <w:p>
+      <w:pPr>
+        <w:pStyle w:val="Heading3"/>
+        <w:spacing w:after="120"/>
+        <w:jc w:val="center"/>
+      </w:pPr>
+      <w:r>
+        <w:rPr>
+          <w:rFonts w:ascii="Times New Roman" w:hAnsi="Times New Roman"/>
+          <w:i/>
+          <w:color w:val="FF0000"/>
+          <w:sz w:val="24"/>
+        </w:rPr>
+        <w:t>Пісня 4</w:t>
+      </w:r>
+    </w:p>
+    <w:p>
+      <w:pPr>
+        <w:pStyle w:val="a"/>
+        <w:spacing w:after="120"/>
+      </w:pPr>
+      <w:r>
+        <w:rPr>
+          <w:rFonts w:ascii="Times New Roman" w:hAnsi="Times New Roman"/>
+          <w:b/>
+          <w:i/>
+          <w:color w:val="FF0000"/>
+          <w:sz w:val="24"/>
+        </w:rPr>
+        <w:t>Ірмос (г. 1):</w:t>
+      </w:r>
+      <w:r>
+        <w:rPr>
+          <w:rFonts w:ascii="Times New Roman" w:hAnsi="Times New Roman"/>
+          <w:b/>
+          <w:i/>
+          <w:color w:val="FF0000"/>
+          <w:sz w:val="24"/>
+        </w:rPr>
+        <w:t xml:space="preserve"> </w:t>
+      </w:r>
+      <w:r>
+        <w:rPr>
+          <w:rFonts w:ascii="Times New Roman" w:hAnsi="Times New Roman"/>
+          <w:b/>
+          <w:color w:val="000000"/>
+          <w:sz w:val="24"/>
+        </w:rPr>
+        <w:t>Почув у давнину Авакум, Христе, чудну чутку про Тебе і зі страхом взивав: від півдня Бог прийде, і Святий від гори, покритої зеленню, спасти помазаних: слава силі Твоїй, Господи.</w:t>
+      </w:r>
+    </w:p>
+    <w:p>
+      <w:pPr>
+        <w:pStyle w:val="a"/>
+        <w:spacing w:after="120"/>
+      </w:pPr>
+      <w:r>
+        <w:rPr>
+          <w:rFonts w:ascii="Times New Roman" w:hAnsi="Times New Roman"/>
+          <w:i/>
+          <w:color w:val="FF0000"/>
+          <w:sz w:val="24"/>
+        </w:rPr>
+        <w:t xml:space="preserve">Стих: </w:t>
+      </w:r>
+      <w:r>
+        <w:rPr>
+          <w:rFonts w:ascii="Times New Roman" w:hAnsi="Times New Roman"/>
+          <w:sz w:val="24"/>
+          <w:u w:val="single"/>
+        </w:rPr>
+        <w:t>Слава, Господи, чесному хресту твоєму і розп'яттю.</w:t>
+      </w:r>
+    </w:p>
+    <w:p>
+      <w:pPr>
+        <w:pStyle w:val="a"/>
+        <w:spacing w:after="120"/>
+      </w:pPr>
+      <w:r>
+        <w:rPr>
+          <w:rFonts w:ascii="Times New Roman" w:hAnsi="Times New Roman"/>
+          <w:color w:val="000000"/>
+          <w:sz w:val="24"/>
+        </w:rPr>
+        <w:t xml:space="preserve">Рани і язви перетерпів Ти, Христе, рани серця мого зціляючи; жовчі спожив Ти гіркої, відніми шкоду </w:t>
+      </w:r>
+      <w:r>
+        <w:rPr>
+          <w:rFonts w:ascii="Times New Roman" w:hAnsi="Times New Roman"/>
+          <w:color w:val="000000"/>
+          <w:sz w:val="24"/>
+        </w:rPr>
+        <w:t>тліннотворного</w:t>
+      </w:r>
+      <w:r>
+        <w:rPr>
+          <w:rFonts w:ascii="Times New Roman" w:hAnsi="Times New Roman"/>
+          <w:color w:val="000000"/>
+          <w:sz w:val="24"/>
+        </w:rPr>
+        <w:t xml:space="preserve"> смаку; на древі ж розіп’ятий, Ти знищив древню клятву.</w:t>
+      </w:r>
+    </w:p>
+    <w:p>
+      <w:pPr>
+        <w:pStyle w:val="a"/>
+        <w:spacing w:after="120"/>
+      </w:pPr>
+      <w:r>
+        <w:rPr>
+          <w:rFonts w:ascii="Times New Roman" w:hAnsi="Times New Roman"/>
+          <w:i/>
+          <w:color w:val="FF0000"/>
+          <w:sz w:val="24"/>
+        </w:rPr>
+        <w:t xml:space="preserve">Стих: </w:t>
+      </w:r>
+      <w:r>
+        <w:rPr>
+          <w:rFonts w:ascii="Times New Roman" w:hAnsi="Times New Roman"/>
+          <w:sz w:val="24"/>
+          <w:u w:val="single"/>
+        </w:rPr>
+        <w:t>Слава, Господи, чесному хресту твоєму і розп'яттю.</w:t>
+      </w:r>
+    </w:p>
+    <w:p>
+      <w:pPr>
+        <w:pStyle w:val="a"/>
+        <w:spacing w:after="120"/>
+      </w:pPr>
+      <w:r>
+        <w:rPr>
+          <w:rFonts w:ascii="Times New Roman" w:hAnsi="Times New Roman"/>
+          <w:color w:val="000000"/>
+          <w:sz w:val="24"/>
+        </w:rPr>
+        <w:t>Народи, які стояли далеко від Тебе, Ти наблизив через розп’яття на хресті, і примирив нас з Отцем, Довготерпеливий, у Своє середовище ввів як Спаситель, і посеред землі перетерпів ганебні страждання.</w:t>
+      </w:r>
+    </w:p>
+    <w:p>
+      <w:pPr>
+        <w:pStyle w:val="a"/>
+        <w:spacing w:after="120"/>
+      </w:pPr>
+      <w:r>
+        <w:rPr>
+          <w:rFonts w:ascii="Times New Roman" w:hAnsi="Times New Roman"/>
+          <w:b/>
+          <w:sz w:val="24"/>
+        </w:rPr>
+        <w:t xml:space="preserve">Слава: І нині: </w:t>
+      </w:r>
+      <w:r>
+        <w:rPr>
+          <w:rFonts w:ascii="Times New Roman" w:hAnsi="Times New Roman"/>
+          <w:i/>
+          <w:color w:val="FF0000"/>
+          <w:sz w:val="24"/>
+        </w:rPr>
+        <w:t xml:space="preserve">Богородичний: </w:t>
+      </w:r>
+      <w:r>
+        <w:rPr>
+          <w:rFonts w:ascii="Times New Roman" w:hAnsi="Times New Roman"/>
+          <w:color w:val="000000"/>
+          <w:sz w:val="24"/>
+        </w:rPr>
+        <w:t>Дивлячись на Твоє, Христе, неправедне заколення, Та, що народила Тебе, взивала до Тебе: правосудний Сину, як Ти був неправедно засуджений, бажаючи виправдати тих, що в давнину були засуджені за провини і зійшли до тління.</w:t>
+      </w:r>
+    </w:p>
+    <w:p>
+      <w:pPr>
+        <w:pStyle w:val="Heading3"/>
+        <w:spacing w:after="120"/>
+        <w:jc w:val="center"/>
+      </w:pPr>
+      <w:r>
+        <w:rPr>
+          <w:rFonts w:ascii="Times New Roman" w:hAnsi="Times New Roman"/>
+          <w:i/>
+          <w:color w:val="FF0000"/>
+          <w:sz w:val="24"/>
+        </w:rPr>
+        <w:t>Пісня 5</w:t>
+      </w:r>
+    </w:p>
+    <w:p>
+      <w:pPr>
+        <w:pStyle w:val="a"/>
+        <w:spacing w:after="120"/>
+      </w:pPr>
+      <w:r>
+        <w:rPr>
+          <w:rFonts w:ascii="Times New Roman" w:hAnsi="Times New Roman"/>
+          <w:b/>
+          <w:i/>
+          <w:color w:val="FF0000"/>
+          <w:sz w:val="24"/>
+        </w:rPr>
+        <w:t>Ірмос (г. 1):</w:t>
+      </w:r>
+      <w:r>
+        <w:rPr>
+          <w:rFonts w:ascii="Times New Roman" w:hAnsi="Times New Roman"/>
+          <w:b/>
+          <w:i/>
+          <w:color w:val="FF0000"/>
+          <w:sz w:val="24"/>
+        </w:rPr>
+        <w:t xml:space="preserve"> </w:t>
+      </w:r>
+      <w:r>
+        <w:rPr>
+          <w:rFonts w:ascii="Times New Roman" w:hAnsi="Times New Roman"/>
+          <w:b/>
+          <w:color w:val="000000"/>
+          <w:sz w:val="24"/>
+        </w:rPr>
+        <w:t xml:space="preserve">Світло Твоє незаходиме засяй, Христе, в серцях вірних, що оспівують Тебе, мир подавай нам, незбагненно; тому, від ночі невідання до дня світлом Твоїм </w:t>
+      </w:r>
+      <w:r>
+        <w:rPr>
+          <w:rFonts w:ascii="Times New Roman" w:hAnsi="Times New Roman"/>
+          <w:b/>
+          <w:color w:val="000000"/>
+          <w:sz w:val="24"/>
+        </w:rPr>
+        <w:t>линучи</w:t>
+      </w:r>
+      <w:r>
+        <w:rPr>
+          <w:rFonts w:ascii="Times New Roman" w:hAnsi="Times New Roman"/>
+          <w:b/>
+          <w:color w:val="000000"/>
+          <w:sz w:val="24"/>
+        </w:rPr>
+        <w:t>, славословимо Тебе, Чоловіколюбче.</w:t>
+      </w:r>
+    </w:p>
+    <w:p>
+      <w:pPr>
+        <w:pStyle w:val="a"/>
+        <w:spacing w:after="120"/>
+      </w:pPr>
+      <w:r>
+        <w:rPr>
+          <w:rFonts w:ascii="Times New Roman" w:hAnsi="Times New Roman"/>
+          <w:i/>
+          <w:color w:val="FF0000"/>
+          <w:sz w:val="24"/>
+        </w:rPr>
+        <w:t xml:space="preserve">Стих: </w:t>
+      </w:r>
+      <w:r>
+        <w:rPr>
+          <w:rFonts w:ascii="Times New Roman" w:hAnsi="Times New Roman"/>
+          <w:sz w:val="24"/>
+          <w:u w:val="single"/>
+        </w:rPr>
+        <w:t>Слава, Господи, чесному хресту твоєму і розп'яттю.</w:t>
+      </w:r>
+    </w:p>
+    <w:p>
+      <w:pPr>
+        <w:pStyle w:val="a"/>
+        <w:spacing w:after="120"/>
+      </w:pPr>
+      <w:r>
+        <w:rPr>
+          <w:rFonts w:ascii="Times New Roman" w:hAnsi="Times New Roman"/>
+          <w:color w:val="000000"/>
+          <w:sz w:val="24"/>
+        </w:rPr>
+        <w:t xml:space="preserve">Сонце, Спасе, позбавилося світла, побачивши Тебе на древі </w:t>
+      </w:r>
+      <w:r>
+        <w:rPr>
+          <w:rFonts w:ascii="Times New Roman" w:hAnsi="Times New Roman"/>
+          <w:color w:val="000000"/>
+          <w:sz w:val="24"/>
+        </w:rPr>
+        <w:t>нагим</w:t>
+      </w:r>
+      <w:r>
+        <w:rPr>
+          <w:rFonts w:ascii="Times New Roman" w:hAnsi="Times New Roman"/>
+          <w:color w:val="000000"/>
+          <w:sz w:val="24"/>
+        </w:rPr>
+        <w:t xml:space="preserve"> розіп’ятого, що повісив на водах землю; каміння ж, відчувши піднесеним Тебе на камені, зі страху </w:t>
+      </w:r>
+      <w:r>
+        <w:rPr>
+          <w:rFonts w:ascii="Times New Roman" w:hAnsi="Times New Roman"/>
+          <w:color w:val="000000"/>
+          <w:sz w:val="24"/>
+        </w:rPr>
+        <w:t>розпалося</w:t>
+      </w:r>
+      <w:r>
+        <w:rPr>
+          <w:rFonts w:ascii="Times New Roman" w:hAnsi="Times New Roman"/>
+          <w:color w:val="000000"/>
+          <w:sz w:val="24"/>
+        </w:rPr>
+        <w:t>, і основи захиталися.</w:t>
+      </w:r>
+    </w:p>
+    <w:p>
+      <w:pPr>
+        <w:pStyle w:val="a"/>
+        <w:spacing w:after="120"/>
+      </w:pPr>
+      <w:r>
+        <w:rPr>
+          <w:rFonts w:ascii="Times New Roman" w:hAnsi="Times New Roman"/>
+          <w:i/>
+          <w:color w:val="FF0000"/>
+          <w:sz w:val="24"/>
+        </w:rPr>
+        <w:t xml:space="preserve">Стих: </w:t>
+      </w:r>
+      <w:r>
+        <w:rPr>
+          <w:rFonts w:ascii="Times New Roman" w:hAnsi="Times New Roman"/>
+          <w:sz w:val="24"/>
+          <w:u w:val="single"/>
+        </w:rPr>
+        <w:t>Слава, Господи, чесному хресту твоєму і розп'яттю.</w:t>
+      </w:r>
+    </w:p>
+    <w:p>
+      <w:pPr>
+        <w:pStyle w:val="a"/>
+        <w:spacing w:after="120"/>
+      </w:pPr>
+      <w:r>
+        <w:rPr>
+          <w:rFonts w:ascii="Times New Roman" w:hAnsi="Times New Roman"/>
+          <w:color w:val="000000"/>
+          <w:sz w:val="24"/>
+        </w:rPr>
+        <w:t xml:space="preserve">Піднесений на дерево, і цвяхами прицвяхований, </w:t>
+      </w:r>
+      <w:r>
+        <w:rPr>
+          <w:rFonts w:ascii="Times New Roman" w:hAnsi="Times New Roman"/>
+          <w:color w:val="000000"/>
+          <w:sz w:val="24"/>
+        </w:rPr>
+        <w:t>окровавлений</w:t>
+      </w:r>
+      <w:r>
+        <w:rPr>
+          <w:rFonts w:ascii="Times New Roman" w:hAnsi="Times New Roman"/>
+          <w:color w:val="000000"/>
+          <w:sz w:val="24"/>
+        </w:rPr>
+        <w:t>, довготерпеливий, і списом проколотий в ребра, Ти зцілив рани Адама, який послухав ту, яка з ребра, і не послухав Творця свого.</w:t>
+      </w:r>
+    </w:p>
+    <w:p>
+      <w:pPr>
+        <w:pStyle w:val="a"/>
+        <w:spacing w:after="120"/>
+      </w:pPr>
+      <w:r>
+        <w:rPr>
+          <w:rFonts w:ascii="Times New Roman" w:hAnsi="Times New Roman"/>
+          <w:b/>
+          <w:sz w:val="24"/>
+        </w:rPr>
+        <w:t xml:space="preserve">Слава: І нині: </w:t>
+      </w:r>
+      <w:r>
+        <w:rPr>
+          <w:rFonts w:ascii="Times New Roman" w:hAnsi="Times New Roman"/>
+          <w:i/>
+          <w:color w:val="FF0000"/>
+          <w:sz w:val="24"/>
+        </w:rPr>
+        <w:t xml:space="preserve">Богородичний: </w:t>
+      </w:r>
+      <w:r>
+        <w:rPr>
+          <w:rFonts w:ascii="Times New Roman" w:hAnsi="Times New Roman"/>
+          <w:color w:val="000000"/>
+          <w:sz w:val="24"/>
+        </w:rPr>
+        <w:t>Здивувалася Непорочна, побачивши на древі Христа, розіп’ятого добровільно, і, плачучи, взивала: Сину Мій і Боже, Я уникла болістей в Різдві, нині страждаю від болістей, бо Ти неправедно розіп’ятий беззаконними.</w:t>
+      </w:r>
+    </w:p>
+    <w:p>
+      <w:pPr>
+        <w:pStyle w:val="Heading3"/>
+        <w:spacing w:after="120"/>
+        <w:jc w:val="center"/>
+      </w:pPr>
+      <w:r>
+        <w:rPr>
+          <w:rFonts w:ascii="Times New Roman" w:hAnsi="Times New Roman"/>
+          <w:i/>
+          <w:color w:val="FF0000"/>
+          <w:sz w:val="24"/>
+        </w:rPr>
+        <w:t>Пісня 6</w:t>
+      </w:r>
+    </w:p>
+    <w:p>
+      <w:pPr>
+        <w:pStyle w:val="a"/>
+        <w:spacing w:after="120"/>
+      </w:pPr>
+      <w:r>
+        <w:rPr>
+          <w:rFonts w:ascii="Times New Roman" w:hAnsi="Times New Roman"/>
+          <w:b/>
+          <w:i/>
+          <w:color w:val="FF0000"/>
+          <w:sz w:val="24"/>
+        </w:rPr>
+        <w:t>Ірмос (г. 1):</w:t>
+      </w:r>
+      <w:r>
+        <w:rPr>
+          <w:rFonts w:ascii="Times New Roman" w:hAnsi="Times New Roman"/>
+          <w:b/>
+          <w:i/>
+          <w:color w:val="FF0000"/>
+          <w:sz w:val="24"/>
+        </w:rPr>
+        <w:t xml:space="preserve"> </w:t>
+      </w:r>
+      <w:r>
+        <w:rPr>
+          <w:rFonts w:ascii="Times New Roman" w:hAnsi="Times New Roman"/>
+          <w:b/>
+          <w:color w:val="000000"/>
+          <w:sz w:val="24"/>
+        </w:rPr>
+        <w:t xml:space="preserve">Весь пристрастями безмежними покритий я до </w:t>
+      </w:r>
+      <w:r>
+        <w:rPr>
+          <w:rFonts w:ascii="Times New Roman" w:hAnsi="Times New Roman"/>
+          <w:b/>
+          <w:color w:val="000000"/>
+          <w:sz w:val="24"/>
+        </w:rPr>
+        <w:t>кита</w:t>
+      </w:r>
+      <w:r>
+        <w:rPr>
+          <w:rFonts w:ascii="Times New Roman" w:hAnsi="Times New Roman"/>
+          <w:b/>
+          <w:color w:val="000000"/>
+          <w:sz w:val="24"/>
+        </w:rPr>
+        <w:t xml:space="preserve"> зла попав, але виведи мене із тління, Боже, як раніше Йону, і вірою даруй мені </w:t>
+      </w:r>
+      <w:r>
+        <w:rPr>
+          <w:rFonts w:ascii="Times New Roman" w:hAnsi="Times New Roman"/>
+          <w:b/>
+          <w:color w:val="000000"/>
+          <w:sz w:val="24"/>
+        </w:rPr>
+        <w:t>безпристрастя</w:t>
+      </w:r>
+      <w:r>
+        <w:rPr>
+          <w:rFonts w:ascii="Times New Roman" w:hAnsi="Times New Roman"/>
+          <w:b/>
+          <w:color w:val="000000"/>
+          <w:sz w:val="24"/>
+        </w:rPr>
+        <w:t>, щоб голосом хваління і спасіння Духом я приносив Тобі жертву.</w:t>
+      </w:r>
+    </w:p>
+    <w:p>
+      <w:pPr>
+        <w:pStyle w:val="a"/>
+        <w:spacing w:after="120"/>
+      </w:pPr>
+      <w:r>
+        <w:rPr>
+          <w:rFonts w:ascii="Times New Roman" w:hAnsi="Times New Roman"/>
+          <w:i/>
+          <w:color w:val="FF0000"/>
+          <w:sz w:val="24"/>
+        </w:rPr>
+        <w:t xml:space="preserve">Стих: </w:t>
+      </w:r>
+      <w:r>
+        <w:rPr>
+          <w:rFonts w:ascii="Times New Roman" w:hAnsi="Times New Roman"/>
+          <w:sz w:val="24"/>
+          <w:u w:val="single"/>
+        </w:rPr>
+        <w:t>Слава, Господи, чесному хресту твоєму і розп'яттю.</w:t>
+      </w:r>
+    </w:p>
+    <w:p>
+      <w:pPr>
+        <w:pStyle w:val="a"/>
+        <w:spacing w:after="120"/>
+      </w:pPr>
+      <w:r>
+        <w:rPr>
+          <w:rFonts w:ascii="Times New Roman" w:hAnsi="Times New Roman"/>
+          <w:color w:val="000000"/>
+          <w:sz w:val="24"/>
+        </w:rPr>
+        <w:t xml:space="preserve">Коли Мойсей підняв руки на висоту, Твої страждання </w:t>
+      </w:r>
+      <w:r>
+        <w:rPr>
+          <w:rFonts w:ascii="Times New Roman" w:hAnsi="Times New Roman"/>
+          <w:color w:val="000000"/>
+          <w:sz w:val="24"/>
+        </w:rPr>
+        <w:t>проображав</w:t>
+      </w:r>
+      <w:r>
+        <w:rPr>
+          <w:rFonts w:ascii="Times New Roman" w:hAnsi="Times New Roman"/>
+          <w:color w:val="000000"/>
+          <w:sz w:val="24"/>
+        </w:rPr>
+        <w:t>, що простягнув руки на дереві, і зруйнував згубну державу лукавого, тому, знаючи Тебе, Визволителя і Спасителя, оспівуємо Тебе, Чоловіколюбче.</w:t>
+      </w:r>
+    </w:p>
+    <w:p>
+      <w:pPr>
+        <w:pStyle w:val="a"/>
+        <w:spacing w:after="120"/>
+      </w:pPr>
+      <w:r>
+        <w:rPr>
+          <w:rFonts w:ascii="Times New Roman" w:hAnsi="Times New Roman"/>
+          <w:i/>
+          <w:color w:val="FF0000"/>
+          <w:sz w:val="24"/>
+        </w:rPr>
+        <w:t xml:space="preserve">Стих: </w:t>
+      </w:r>
+      <w:r>
+        <w:rPr>
+          <w:rFonts w:ascii="Times New Roman" w:hAnsi="Times New Roman"/>
+          <w:sz w:val="24"/>
+          <w:u w:val="single"/>
+        </w:rPr>
+        <w:t>Слава, Господи, чесному хресту твоєму і розп'яттю.</w:t>
+      </w:r>
+    </w:p>
+    <w:p>
+      <w:pPr>
+        <w:pStyle w:val="a"/>
+        <w:spacing w:after="120"/>
+      </w:pPr>
+      <w:r>
+        <w:rPr>
+          <w:rFonts w:ascii="Times New Roman" w:hAnsi="Times New Roman"/>
+          <w:color w:val="000000"/>
+          <w:sz w:val="24"/>
+        </w:rPr>
+        <w:t xml:space="preserve">Смерть перетерпів Ти розіп’ятим на хресті, і умертвив нашого </w:t>
+      </w:r>
+      <w:r>
+        <w:rPr>
+          <w:rFonts w:ascii="Times New Roman" w:hAnsi="Times New Roman"/>
+          <w:color w:val="000000"/>
+          <w:sz w:val="24"/>
+        </w:rPr>
+        <w:t>умертвителя</w:t>
+      </w:r>
+      <w:r>
+        <w:rPr>
+          <w:rFonts w:ascii="Times New Roman" w:hAnsi="Times New Roman"/>
+          <w:color w:val="000000"/>
+          <w:sz w:val="24"/>
+        </w:rPr>
+        <w:t>, і оживив рукою Твоєю, Христе, творіння; в ребро ж списом проколотий, Ти виточив два струмки прощення, у двох волях оспіваний.</w:t>
+      </w:r>
+    </w:p>
+    <w:p>
+      <w:pPr>
+        <w:pStyle w:val="a"/>
+        <w:spacing w:after="120"/>
+      </w:pPr>
+      <w:r>
+        <w:rPr>
+          <w:rFonts w:ascii="Times New Roman" w:hAnsi="Times New Roman"/>
+          <w:b/>
+          <w:sz w:val="24"/>
+        </w:rPr>
+        <w:t xml:space="preserve">Слава: І нині: </w:t>
+      </w:r>
+      <w:r>
+        <w:rPr>
+          <w:rFonts w:ascii="Times New Roman" w:hAnsi="Times New Roman"/>
+          <w:i/>
+          <w:color w:val="FF0000"/>
+          <w:sz w:val="24"/>
+        </w:rPr>
+        <w:t xml:space="preserve">Богородичний: </w:t>
+      </w:r>
+      <w:r>
+        <w:rPr>
+          <w:rFonts w:ascii="Times New Roman" w:hAnsi="Times New Roman"/>
+          <w:color w:val="000000"/>
+          <w:sz w:val="24"/>
+        </w:rPr>
+        <w:t xml:space="preserve">Дивлячись на Твоє розп’яття, Пречиста взивала: Сину, що за дивне видіння? Ти, що хворих зціляєш, як Ти, Христе, </w:t>
+      </w:r>
+      <w:r>
+        <w:rPr>
+          <w:rFonts w:ascii="Times New Roman" w:hAnsi="Times New Roman"/>
+          <w:color w:val="000000"/>
+          <w:sz w:val="24"/>
+        </w:rPr>
+        <w:t>терпиш</w:t>
+      </w:r>
+      <w:r>
+        <w:rPr>
+          <w:rFonts w:ascii="Times New Roman" w:hAnsi="Times New Roman"/>
+          <w:color w:val="000000"/>
+          <w:sz w:val="24"/>
+        </w:rPr>
+        <w:t xml:space="preserve"> страждання? Що Тобі вчинили за благодіяння ті, які приймали благодать?</w:t>
+      </w:r>
+    </w:p>
+    <w:p>
+      <w:pPr>
+        <w:pStyle w:val="Heading3"/>
+        <w:spacing w:after="120"/>
+        <w:jc w:val="center"/>
+      </w:pPr>
+      <w:r>
+        <w:rPr>
+          <w:rFonts w:ascii="Times New Roman" w:hAnsi="Times New Roman"/>
+          <w:b/>
+          <w:i/>
+          <w:color w:val="FF0000"/>
+          <w:sz w:val="24"/>
+        </w:rPr>
+        <w:t>Мала єктенія</w:t>
+      </w:r>
+    </w:p>
+    <w:p>
+      <w:pPr>
+        <w:pStyle w:val="a"/>
+        <w:spacing w:after="120"/>
+      </w:pPr>
+      <w:r>
+        <w:rPr>
+          <w:rFonts w:ascii="Times New Roman" w:hAnsi="Times New Roman"/>
+          <w:color w:val="000000"/>
+          <w:sz w:val="24"/>
+        </w:rPr>
+        <w:t>Ще і ще в мирі Господеві помолімся.</w:t>
+      </w:r>
+    </w:p>
+    <w:p>
+      <w:pPr>
+        <w:pStyle w:val="a"/>
+        <w:spacing w:after="120"/>
+      </w:pPr>
+      <w:r>
+        <w:rPr>
+          <w:rFonts w:ascii="Times New Roman" w:hAnsi="Times New Roman"/>
+          <w:i/>
+          <w:color w:val="FF0000"/>
+          <w:sz w:val="24"/>
+        </w:rPr>
+        <w:t>Вірні:</w:t>
+      </w:r>
+      <w:r>
+        <w:rPr>
+          <w:rFonts w:ascii="Times New Roman" w:hAnsi="Times New Roman"/>
+          <w:color w:val="000000"/>
+          <w:sz w:val="24"/>
+        </w:rPr>
+        <w:t xml:space="preserve"> Господи, помилуй.</w:t>
+      </w:r>
+    </w:p>
+    <w:p>
+      <w:pPr>
+        <w:pStyle w:val="a"/>
+        <w:spacing w:after="120"/>
+      </w:pPr>
+      <w:r>
+        <w:rPr>
+          <w:rFonts w:ascii="Times New Roman" w:hAnsi="Times New Roman"/>
+          <w:color w:val="000000"/>
+          <w:sz w:val="24"/>
+        </w:rPr>
+        <w:t>Заступи, спаси, помилуй і охорони нас, Боже, твоєю благодаттю.</w:t>
+      </w:r>
+    </w:p>
+    <w:p>
+      <w:pPr>
+        <w:pStyle w:val="a"/>
+        <w:spacing w:after="120"/>
+      </w:pPr>
+      <w:r>
+        <w:rPr>
+          <w:rFonts w:ascii="Times New Roman" w:hAnsi="Times New Roman"/>
+          <w:i/>
+          <w:color w:val="FF0000"/>
+          <w:sz w:val="24"/>
+        </w:rPr>
+        <w:t>Вірні:</w:t>
+      </w:r>
+      <w:r>
+        <w:rPr>
+          <w:rFonts w:ascii="Times New Roman" w:hAnsi="Times New Roman"/>
+          <w:color w:val="000000"/>
+          <w:sz w:val="24"/>
+        </w:rPr>
+        <w:t xml:space="preserve"> Господи, помилуй.</w:t>
+      </w:r>
+    </w:p>
+    <w:p>
+      <w:pPr>
+        <w:pStyle w:val="a"/>
+        <w:spacing w:after="120"/>
+      </w:pPr>
+      <w:r>
+        <w:rPr>
+          <w:rFonts w:ascii="Times New Roman" w:hAnsi="Times New Roman"/>
+          <w:color w:val="000000"/>
+          <w:sz w:val="24"/>
+        </w:rPr>
+        <w:t>Пресвяту, пречисту, преблагословенну, славну Владичицю нашу Богородицю і приснодіву Марію, з усіма святими пом'янувши, самі себе, і один одного, і все життя наше Христу Богові віддаймо.</w:t>
+      </w:r>
+    </w:p>
+    <w:p>
+      <w:pPr>
+        <w:pStyle w:val="a"/>
+        <w:spacing w:after="120"/>
+      </w:pPr>
+      <w:r>
+        <w:rPr>
+          <w:rFonts w:ascii="Times New Roman" w:hAnsi="Times New Roman"/>
+          <w:i/>
+          <w:color w:val="FF0000"/>
+          <w:sz w:val="24"/>
+        </w:rPr>
+        <w:t>Вірні:</w:t>
+      </w:r>
+      <w:r>
+        <w:rPr>
+          <w:rFonts w:ascii="Times New Roman" w:hAnsi="Times New Roman"/>
+          <w:color w:val="000000"/>
+          <w:sz w:val="24"/>
+        </w:rPr>
+        <w:t xml:space="preserve"> Тобі, Господи.</w:t>
+      </w:r>
+    </w:p>
+    <w:p>
+      <w:pPr>
+        <w:pStyle w:val="a"/>
+        <w:spacing w:after="120"/>
+      </w:pPr>
+      <w:r>
+        <w:rPr>
+          <w:rFonts w:ascii="Times New Roman" w:hAnsi="Times New Roman"/>
+          <w:sz w:val="24"/>
+          <w:u w:val="single"/>
+        </w:rPr>
+        <w:t>[Дякуємо тобі, Господи, Боже спасіння нашого, бо ти все робиш для добра життя нашого, щоб ми завжди на тебе споглядали, Спасителю й Доброчинцю душ наших. Бо ти дав спокій нам у час минулої ночі й підвів нас, щоб ми поклонялися величному імені твоєму. Тому молимо тебе, Господи: Дай нам ласку й силу, щоб ми стали гідними співати тобі розумно й молитися безупинно та в страсі і тремтінні над нашим спасінням працювали, при заступництві Христа твого. Пом'яни, Господи, і тих, що вночі до тебе кличуть. Вислухай їх і помилуй, і круши під ноги їх невидимих і войовничих ворогів.]</w:t>
+      </w:r>
+    </w:p>
+    <w:p>
+      <w:pPr>
+        <w:pStyle w:val="a"/>
+        <w:spacing w:after="120"/>
+      </w:pPr>
+      <w:r>
+        <w:rPr>
+          <w:rFonts w:ascii="Times New Roman" w:hAnsi="Times New Roman"/>
+          <w:i/>
+          <w:color w:val="FF0000"/>
+          <w:sz w:val="24"/>
+        </w:rPr>
+        <w:t>Священик:</w:t>
+      </w:r>
+      <w:r>
+        <w:rPr>
+          <w:rFonts w:ascii="Times New Roman" w:hAnsi="Times New Roman"/>
+          <w:i/>
+          <w:color w:val="FF0000"/>
+          <w:sz w:val="24"/>
+        </w:rPr>
+        <w:t xml:space="preserve"> </w:t>
+      </w:r>
+      <w:r>
+        <w:rPr>
+          <w:rFonts w:ascii="Times New Roman" w:hAnsi="Times New Roman"/>
+          <w:color w:val="000000"/>
+          <w:sz w:val="24"/>
+        </w:rPr>
+        <w:t>Бо Ти цар миру і Спас душ наших і Тобі славу возсилаємо: Отцю, і Сину, і Святому Духові</w:t>
+      </w:r>
+      <w:r>
+        <w:rPr>
+          <w:rFonts w:ascii="Times New Roman" w:hAnsi="Times New Roman"/>
+          <w:sz w:val="24"/>
+        </w:rPr>
+        <w:t>, нині і повсякчас, і на віки віків.</w:t>
+      </w:r>
+    </w:p>
+    <w:p>
+      <w:pPr>
+        <w:pStyle w:val="a"/>
+        <w:spacing w:after="120"/>
+      </w:pPr>
+      <w:r>
+        <w:rPr>
+          <w:rFonts w:ascii="Times New Roman" w:hAnsi="Times New Roman"/>
+          <w:i/>
+          <w:color w:val="FF0000"/>
+          <w:sz w:val="24"/>
+        </w:rPr>
+        <w:t>Вірні:</w:t>
+      </w:r>
+      <w:r>
+        <w:rPr>
+          <w:rFonts w:ascii="Times New Roman" w:hAnsi="Times New Roman"/>
+          <w:color w:val="FF0000"/>
+          <w:sz w:val="24"/>
+        </w:rPr>
+        <w:t xml:space="preserve"> </w:t>
+      </w:r>
+      <w:r>
+        <w:rPr>
+          <w:rFonts w:ascii="Times New Roman" w:hAnsi="Times New Roman"/>
+          <w:sz w:val="24"/>
+        </w:rPr>
+        <w:t>Амінь</w:t>
+      </w:r>
+      <w:r>
+        <w:rPr>
+          <w:rFonts w:ascii="Times New Roman" w:hAnsi="Times New Roman"/>
+          <w:i/>
+          <w:sz w:val="24"/>
+        </w:rPr>
+        <w:t>.</w:t>
+      </w:r>
+    </w:p>
+    <w:p>
+      <w:pPr>
+        <w:pStyle w:val="Heading3"/>
+        <w:spacing w:after="120"/>
+        <w:jc w:val="center"/>
+      </w:pPr>
+      <w:r>
+        <w:rPr>
+          <w:rFonts w:ascii="Times New Roman" w:hAnsi="Times New Roman"/>
+          <w:i/>
+          <w:color w:val="FF0000"/>
+          <w:sz w:val="24"/>
+        </w:rPr>
+        <w:t>Пісня 7</w:t>
+      </w:r>
+    </w:p>
+    <w:p>
+      <w:pPr>
+        <w:pStyle w:val="a"/>
+        <w:spacing w:after="120"/>
+      </w:pPr>
+      <w:r>
+        <w:rPr>
+          <w:rFonts w:ascii="Times New Roman" w:hAnsi="Times New Roman"/>
+          <w:b/>
+          <w:i/>
+          <w:color w:val="FF0000"/>
+          <w:sz w:val="24"/>
+        </w:rPr>
+        <w:t>Ірмос (г. 1):</w:t>
+      </w:r>
+      <w:r>
+        <w:rPr>
+          <w:rFonts w:ascii="Times New Roman" w:hAnsi="Times New Roman"/>
+          <w:b/>
+          <w:i/>
+          <w:color w:val="FF0000"/>
+          <w:sz w:val="24"/>
+        </w:rPr>
+        <w:t xml:space="preserve"> </w:t>
+      </w:r>
+      <w:r>
+        <w:rPr>
+          <w:rFonts w:ascii="Times New Roman" w:hAnsi="Times New Roman"/>
+          <w:b/>
+          <w:color w:val="000000"/>
+          <w:sz w:val="24"/>
+        </w:rPr>
+        <w:t>Пройшли колись, як чертог, нестерпний вогонь печі юнаки святі, які явно показали благочестя, одностайно співаючи пісню: отців Боже, благословенний Ти.</w:t>
+      </w:r>
+    </w:p>
+    <w:p>
+      <w:pPr>
+        <w:pStyle w:val="a"/>
+        <w:spacing w:after="120"/>
+      </w:pPr>
+      <w:r>
+        <w:rPr>
+          <w:rFonts w:ascii="Times New Roman" w:hAnsi="Times New Roman"/>
+          <w:i/>
+          <w:color w:val="FF0000"/>
+          <w:sz w:val="24"/>
+        </w:rPr>
+        <w:t xml:space="preserve">Стих: </w:t>
+      </w:r>
+      <w:r>
+        <w:rPr>
+          <w:rFonts w:ascii="Times New Roman" w:hAnsi="Times New Roman"/>
+          <w:sz w:val="24"/>
+          <w:u w:val="single"/>
+        </w:rPr>
+        <w:t>Слава, Господи, чесному хресту твоєму і розп'яттю.</w:t>
+      </w:r>
+    </w:p>
+    <w:p>
+      <w:pPr>
+        <w:pStyle w:val="a"/>
+        <w:spacing w:after="120"/>
+      </w:pPr>
+      <w:r>
+        <w:rPr>
+          <w:rFonts w:ascii="Times New Roman" w:hAnsi="Times New Roman"/>
+          <w:color w:val="000000"/>
+          <w:sz w:val="24"/>
+        </w:rPr>
+        <w:t>Будучи Владикою, Ісусе мій, Ти прийняв удари від раба, бажаючи визволити від ворога, який поневолив мене; на хресті ж розіп’явшись, спасаєш мене, що співаю: отців Боже, благословенний Ти.</w:t>
+      </w:r>
+    </w:p>
+    <w:p>
+      <w:pPr>
+        <w:pStyle w:val="a"/>
+        <w:spacing w:after="120"/>
+      </w:pPr>
+      <w:r>
+        <w:rPr>
+          <w:rFonts w:ascii="Times New Roman" w:hAnsi="Times New Roman"/>
+          <w:i/>
+          <w:color w:val="FF0000"/>
+          <w:sz w:val="24"/>
+        </w:rPr>
+        <w:t xml:space="preserve">Стих: </w:t>
+      </w:r>
+      <w:r>
+        <w:rPr>
+          <w:rFonts w:ascii="Times New Roman" w:hAnsi="Times New Roman"/>
+          <w:sz w:val="24"/>
+          <w:u w:val="single"/>
+        </w:rPr>
+        <w:t>Слава, Господи, чесному хресту твоєму і розп'яттю.</w:t>
+      </w:r>
+    </w:p>
+    <w:p>
+      <w:pPr>
+        <w:pStyle w:val="a"/>
+        <w:spacing w:after="120"/>
+      </w:pPr>
+      <w:r>
+        <w:rPr>
+          <w:rFonts w:ascii="Times New Roman" w:hAnsi="Times New Roman"/>
+          <w:color w:val="000000"/>
+          <w:sz w:val="24"/>
+        </w:rPr>
+        <w:t xml:space="preserve">Затряслося усе творіння, коли Ти був розіп’ятий, </w:t>
+      </w:r>
+      <w:r>
+        <w:rPr>
+          <w:rFonts w:ascii="Times New Roman" w:hAnsi="Times New Roman"/>
+          <w:color w:val="000000"/>
+          <w:sz w:val="24"/>
+        </w:rPr>
+        <w:t>благосердний</w:t>
+      </w:r>
+      <w:r>
+        <w:rPr>
+          <w:rFonts w:ascii="Times New Roman" w:hAnsi="Times New Roman"/>
+          <w:color w:val="000000"/>
+          <w:sz w:val="24"/>
+        </w:rPr>
+        <w:t xml:space="preserve"> Господи; проколотий списом, Ти наніс ворогу </w:t>
+      </w:r>
+      <w:r>
+        <w:rPr>
+          <w:rFonts w:ascii="Times New Roman" w:hAnsi="Times New Roman"/>
+          <w:color w:val="000000"/>
+          <w:sz w:val="24"/>
+        </w:rPr>
+        <w:t>всетілесну</w:t>
+      </w:r>
+      <w:r>
+        <w:rPr>
+          <w:rFonts w:ascii="Times New Roman" w:hAnsi="Times New Roman"/>
+          <w:color w:val="000000"/>
+          <w:sz w:val="24"/>
+        </w:rPr>
+        <w:t xml:space="preserve"> рану; </w:t>
+      </w:r>
+      <w:r>
+        <w:rPr>
+          <w:rFonts w:ascii="Times New Roman" w:hAnsi="Times New Roman"/>
+          <w:color w:val="000000"/>
+          <w:sz w:val="24"/>
+        </w:rPr>
+        <w:t>уранений</w:t>
+      </w:r>
+      <w:r>
+        <w:rPr>
+          <w:rFonts w:ascii="Times New Roman" w:hAnsi="Times New Roman"/>
+          <w:color w:val="000000"/>
+          <w:sz w:val="24"/>
+        </w:rPr>
+        <w:t xml:space="preserve"> же Адам зцілився, взиваючи: благословенний Бог отців наших.</w:t>
+      </w:r>
+    </w:p>
+    <w:p>
+      <w:pPr>
+        <w:pStyle w:val="a"/>
+        <w:spacing w:after="120"/>
+      </w:pPr>
+      <w:r>
+        <w:rPr>
+          <w:rFonts w:ascii="Times New Roman" w:hAnsi="Times New Roman"/>
+          <w:b/>
+          <w:sz w:val="24"/>
+        </w:rPr>
+        <w:t xml:space="preserve">Слава: І нині: </w:t>
+      </w:r>
+      <w:r>
+        <w:rPr>
+          <w:rFonts w:ascii="Times New Roman" w:hAnsi="Times New Roman"/>
+          <w:i/>
+          <w:color w:val="FF0000"/>
+          <w:sz w:val="24"/>
+        </w:rPr>
+        <w:t xml:space="preserve">Богородичний: </w:t>
+      </w:r>
+      <w:r>
+        <w:rPr>
+          <w:rFonts w:ascii="Times New Roman" w:hAnsi="Times New Roman"/>
+          <w:color w:val="000000"/>
+          <w:sz w:val="24"/>
+        </w:rPr>
+        <w:t xml:space="preserve">Різдво Твоє, Діво, </w:t>
+      </w:r>
+      <w:r>
+        <w:rPr>
+          <w:rFonts w:ascii="Times New Roman" w:hAnsi="Times New Roman"/>
+          <w:color w:val="000000"/>
+          <w:sz w:val="24"/>
+        </w:rPr>
+        <w:t>преславно</w:t>
+      </w:r>
+      <w:r>
+        <w:rPr>
+          <w:rFonts w:ascii="Times New Roman" w:hAnsi="Times New Roman"/>
+          <w:color w:val="000000"/>
+          <w:sz w:val="24"/>
+        </w:rPr>
+        <w:t xml:space="preserve"> породило віки; розіп’ятий на хресті підняв упалих і вчинив жителями неба, що взивають: отців Боже, благословенний Ти.</w:t>
+      </w:r>
+    </w:p>
+    <w:p>
+      <w:pPr>
+        <w:pStyle w:val="Heading3"/>
+        <w:spacing w:after="120"/>
+        <w:jc w:val="center"/>
+      </w:pPr>
+      <w:r>
+        <w:rPr>
+          <w:rFonts w:ascii="Times New Roman" w:hAnsi="Times New Roman"/>
+          <w:i/>
+          <w:color w:val="FF0000"/>
+          <w:sz w:val="24"/>
+        </w:rPr>
+        <w:t>Пісня 8</w:t>
+      </w:r>
+    </w:p>
+    <w:p>
+      <w:pPr>
+        <w:pStyle w:val="a"/>
+        <w:spacing w:after="120"/>
+      </w:pPr>
+      <w:r>
+        <w:rPr>
+          <w:rFonts w:ascii="Times New Roman" w:hAnsi="Times New Roman"/>
+          <w:b/>
+          <w:i/>
+          <w:color w:val="FF0000"/>
+          <w:sz w:val="24"/>
+        </w:rPr>
+        <w:t>Ірмос (г. 1):</w:t>
+      </w:r>
+      <w:r>
+        <w:rPr>
+          <w:rFonts w:ascii="Times New Roman" w:hAnsi="Times New Roman"/>
+          <w:b/>
+          <w:i/>
+          <w:color w:val="FF0000"/>
+          <w:sz w:val="24"/>
+        </w:rPr>
+        <w:t xml:space="preserve"> </w:t>
+      </w:r>
+      <w:r>
+        <w:rPr>
+          <w:rFonts w:ascii="Times New Roman" w:hAnsi="Times New Roman"/>
+          <w:b/>
+          <w:color w:val="000000"/>
+          <w:sz w:val="24"/>
+        </w:rPr>
+        <w:t xml:space="preserve">Чуда надприродного образ показала </w:t>
+      </w:r>
+      <w:r>
+        <w:rPr>
+          <w:rFonts w:ascii="Times New Roman" w:hAnsi="Times New Roman"/>
+          <w:b/>
+          <w:color w:val="000000"/>
+          <w:sz w:val="24"/>
+        </w:rPr>
+        <w:t>вогнеросна</w:t>
+      </w:r>
+      <w:r>
+        <w:rPr>
+          <w:rFonts w:ascii="Times New Roman" w:hAnsi="Times New Roman"/>
+          <w:b/>
+          <w:color w:val="000000"/>
+          <w:sz w:val="24"/>
+        </w:rPr>
+        <w:t xml:space="preserve"> піч у давнину: вогонь бо не опалив юнаків, являючи Христове </w:t>
+      </w:r>
+      <w:r>
+        <w:rPr>
+          <w:rFonts w:ascii="Times New Roman" w:hAnsi="Times New Roman"/>
+          <w:b/>
+          <w:color w:val="000000"/>
+          <w:sz w:val="24"/>
+        </w:rPr>
+        <w:t>безсіменне</w:t>
+      </w:r>
+      <w:r>
+        <w:rPr>
+          <w:rFonts w:ascii="Times New Roman" w:hAnsi="Times New Roman"/>
+          <w:b/>
+          <w:color w:val="000000"/>
+          <w:sz w:val="24"/>
+        </w:rPr>
+        <w:t xml:space="preserve"> від Діви божественне Різдво; тому оспівуючи взиваємо: нехай благословляє все творіння Господа і прославляє по всі віки.</w:t>
+      </w:r>
+    </w:p>
+    <w:p>
+      <w:pPr>
+        <w:pStyle w:val="a"/>
+        <w:spacing w:after="120"/>
+      </w:pPr>
+      <w:r>
+        <w:rPr>
+          <w:rFonts w:ascii="Times New Roman" w:hAnsi="Times New Roman"/>
+          <w:i/>
+          <w:color w:val="FF0000"/>
+          <w:sz w:val="24"/>
+        </w:rPr>
+        <w:t xml:space="preserve">Стих: </w:t>
+      </w:r>
+      <w:r>
+        <w:rPr>
+          <w:rFonts w:ascii="Times New Roman" w:hAnsi="Times New Roman"/>
+          <w:sz w:val="24"/>
+          <w:u w:val="single"/>
+        </w:rPr>
+        <w:t>Слава, Господи, чесному хресту твоєму і розп'яттю.</w:t>
+      </w:r>
+    </w:p>
+    <w:p>
+      <w:pPr>
+        <w:pStyle w:val="a"/>
+        <w:spacing w:after="120"/>
+      </w:pPr>
+      <w:r>
+        <w:rPr>
+          <w:rFonts w:ascii="Times New Roman" w:hAnsi="Times New Roman"/>
+          <w:color w:val="000000"/>
+          <w:sz w:val="24"/>
+        </w:rPr>
+        <w:t>Розіп’ятий був Ти на хресті волею, що повелінням простягнув небо; цвяхами ж прицвяхований, благозволив знищити пристрасний намір первозданного Адама; тому оспівуючи взиваємо: нехай благословляє все творіння Господа і прославляє Його повіки.</w:t>
+      </w:r>
+    </w:p>
+    <w:p>
+      <w:pPr>
+        <w:pStyle w:val="a"/>
+        <w:spacing w:after="120"/>
+      </w:pPr>
+      <w:r>
+        <w:rPr>
+          <w:rFonts w:ascii="Times New Roman" w:hAnsi="Times New Roman"/>
+          <w:i/>
+          <w:color w:val="FF0000"/>
+          <w:sz w:val="24"/>
+        </w:rPr>
+        <w:t xml:space="preserve">Стих: </w:t>
+      </w:r>
+      <w:r>
+        <w:rPr>
+          <w:rFonts w:ascii="Times New Roman" w:hAnsi="Times New Roman"/>
+          <w:sz w:val="24"/>
+          <w:u w:val="single"/>
+        </w:rPr>
+        <w:t>Слава, Господи, чесному хресту твоєму і розп'яттю.</w:t>
+      </w:r>
+    </w:p>
+    <w:p>
+      <w:pPr>
+        <w:pStyle w:val="a"/>
+        <w:spacing w:after="120"/>
+      </w:pPr>
+      <w:r>
+        <w:rPr>
+          <w:rFonts w:ascii="Times New Roman" w:hAnsi="Times New Roman"/>
+          <w:color w:val="000000"/>
+          <w:sz w:val="24"/>
+        </w:rPr>
+        <w:t xml:space="preserve">Коли Тебе, Камінь, </w:t>
+      </w:r>
+      <w:r>
+        <w:rPr>
+          <w:rFonts w:ascii="Times New Roman" w:hAnsi="Times New Roman"/>
+          <w:color w:val="000000"/>
+          <w:sz w:val="24"/>
+        </w:rPr>
+        <w:t>каменосердечне</w:t>
+      </w:r>
+      <w:r>
+        <w:rPr>
+          <w:rFonts w:ascii="Times New Roman" w:hAnsi="Times New Roman"/>
+          <w:color w:val="000000"/>
+          <w:sz w:val="24"/>
+        </w:rPr>
+        <w:t xml:space="preserve"> зібрання піднесло на камені, гори заколихалися, земля затремтіла, Слове Божий; і душі, які хиталися, утвердилися у божественному житті, завжди взиваючи: нехай благословляє все творіння Господа і прославляє Його повіки.</w:t>
+      </w:r>
+    </w:p>
+    <w:p>
+      <w:pPr>
+        <w:pStyle w:val="a"/>
+        <w:spacing w:after="120"/>
+      </w:pPr>
+      <w:r>
+        <w:rPr>
+          <w:rFonts w:ascii="Times New Roman" w:hAnsi="Times New Roman"/>
+          <w:b/>
+          <w:color w:val="000000"/>
+          <w:sz w:val="24"/>
+        </w:rPr>
+        <w:t>Благословім Отця і Сина і Святого Духа Господа, нині і повсякчас, і на віки віків. Амінь.</w:t>
+      </w:r>
+    </w:p>
+    <w:p>
+      <w:pPr>
+        <w:pStyle w:val="a"/>
+        <w:spacing w:after="120"/>
+      </w:pPr>
+      <w:r>
+        <w:rPr>
+          <w:rFonts w:ascii="Times New Roman" w:hAnsi="Times New Roman"/>
+          <w:i/>
+          <w:color w:val="FF0000"/>
+          <w:sz w:val="24"/>
+        </w:rPr>
+        <w:t xml:space="preserve">Богородичний: </w:t>
+      </w:r>
+      <w:r>
+        <w:rPr>
+          <w:rFonts w:ascii="Times New Roman" w:hAnsi="Times New Roman"/>
+          <w:color w:val="000000"/>
+          <w:sz w:val="24"/>
+        </w:rPr>
+        <w:t xml:space="preserve">Нехай не засмучує Тебе безумне зібрання, намагаючись узяти Тебе від землі: бездітною стою я, і печалюсь, і як Мати уболіваю серцем, </w:t>
+      </w:r>
+      <w:r>
+        <w:rPr>
+          <w:rFonts w:ascii="Times New Roman" w:hAnsi="Times New Roman"/>
+          <w:color w:val="000000"/>
+          <w:sz w:val="24"/>
+        </w:rPr>
+        <w:t>Безневісна</w:t>
+      </w:r>
+      <w:r>
+        <w:rPr>
+          <w:rFonts w:ascii="Times New Roman" w:hAnsi="Times New Roman"/>
+          <w:color w:val="000000"/>
+          <w:sz w:val="24"/>
+        </w:rPr>
+        <w:t xml:space="preserve"> колись взивала, бачачи Тебе на хресті розп’ятого; з Нею ж творіння славить Тебе, всіх Визволителя, Ісусе, повіки.</w:t>
       </w:r>
     </w:p>
     <w:p>
@@ -12493,62 +14349,48 @@
         <w:jc w:val="center"/>
         <w:rPr>
           <w:rFonts w:ascii="Times New Roman" w:cs="Times New Roman" w:eastAsia="Times New Roman" w:hAnsi="Times New Roman"/>
-          <w:i w:val="1"/>
-          <w:color w:val="ff0000"/>
-        </w:rPr>
-      </w:pPr>
-      <w:r>
-        <w:rPr>
-          <w:rFonts w:ascii="Times New Roman" w:cs="Times New Roman" w:eastAsia="Times New Roman" w:hAnsi="Times New Roman"/>
           <w:b w:val="1"/>
           <w:i w:val="1"/>
           <w:color w:val="ff0000"/>
-          <w:rtl w:val="0"/>
-        </w:rPr>
-        <w:t xml:space="preserve">Мала єктенія</w:t>
-      </w:r>
-      <w:r>
-        <w:rPr>
-          <w:rtl w:val="0"/>
-        </w:rPr>
-      </w:r>
-    </w:p>
-    <w:p>
-      <w:pPr>
-        <w:spacing w:after="120" w:lineRule="auto"/>
-        <w:jc w:val="both"/>
-        <w:rPr>
-          <w:rFonts w:ascii="Times New Roman" w:cs="Times New Roman" w:eastAsia="Times New Roman" w:hAnsi="Times New Roman"/>
-          <w:i w:val="1"/>
-          <w:color w:val="000000"/>
-          <w:sz w:val="24"/>
-          <w:szCs w:val="24"/>
-        </w:rPr>
-      </w:pPr>
-      <w:r>
-        <w:rPr>
-          <w:rFonts w:ascii="Times New Roman" w:cs="Times New Roman" w:eastAsia="Times New Roman" w:hAnsi="Times New Roman"/>
-          <w:color w:val="000000"/>
-          <w:sz w:val="24"/>
-          <w:szCs w:val="24"/>
-          <w:rtl w:val="0"/>
-        </w:rPr>
-        <w:t xml:space="preserve">Ще і ще в мирі Господеві помолімся.</w:t>
-      </w:r>
-      <w:r>
-        <w:rPr>
-          <w:rtl w:val="0"/>
-        </w:rPr>
-      </w:r>
-    </w:p>
-    <w:p>
-      <w:pPr>
-        <w:spacing w:after="120" w:lineRule="auto"/>
-        <w:jc w:val="both"/>
-        <w:rPr>
-          <w:rFonts w:ascii="Times New Roman" w:cs="Times New Roman" w:eastAsia="Times New Roman" w:hAnsi="Times New Roman"/>
-          <w:i w:val="1"/>
-          <w:color w:val="000000"/>
+        </w:rPr>
+      </w:pPr>
+      <w:r>
+        <w:rPr>
+          <w:rFonts w:ascii="Times New Roman" w:cs="Times New Roman" w:eastAsia="Times New Roman" w:hAnsi="Times New Roman"/>
+          <w:b w:val="1"/>
+          <w:i w:val="1"/>
+          <w:color w:val="ff0000"/>
+          <w:rtl w:val="0"/>
+        </w:rPr>
+        <w:t xml:space="preserve">Пісня Богородиці</w:t>
+      </w:r>
+    </w:p>
+    <w:p>
+      <w:pPr>
+        <w:spacing w:after="120" w:lineRule="auto"/>
+        <w:jc w:val="both"/>
+        <w:rPr>
+          <w:rFonts w:ascii="Times New Roman" w:cs="Times New Roman" w:eastAsia="Times New Roman" w:hAnsi="Times New Roman"/>
+          <w:sz w:val="24"/>
+          <w:szCs w:val="24"/>
+        </w:rPr>
+      </w:pPr>
+      <w:r>
+        <w:rPr>
+          <w:rFonts w:ascii="Times New Roman" w:cs="Times New Roman" w:eastAsia="Times New Roman" w:hAnsi="Times New Roman"/>
+          <w:sz w:val="24"/>
+          <w:szCs w:val="24"/>
+          <w:rtl w:val="0"/>
+        </w:rPr>
+        <w:t xml:space="preserve">Богородицю і Матір Світла піснями звеличаймо.</w:t>
+      </w:r>
+    </w:p>
+    <w:p>
+      <w:pPr>
+        <w:spacing w:after="120" w:lineRule="auto"/>
+        <w:jc w:val="both"/>
+        <w:rPr>
+          <w:rFonts w:ascii="Times New Roman" w:cs="Times New Roman" w:eastAsia="Times New Roman" w:hAnsi="Times New Roman"/>
           <w:sz w:val="24"/>
           <w:szCs w:val="24"/>
         </w:rPr>
@@ -12567,284 +14409,159 @@
       <w:r>
         <w:rPr>
           <w:rFonts w:ascii="Times New Roman" w:cs="Times New Roman" w:eastAsia="Times New Roman" w:hAnsi="Times New Roman"/>
-          <w:color w:val="000000"/>
-          <w:sz w:val="24"/>
-          <w:szCs w:val="24"/>
-          <w:rtl w:val="0"/>
-        </w:rPr>
-        <w:t xml:space="preserve"> Господи, помилуй.</w:t>
-      </w:r>
-      <w:r>
-        <w:rPr>
-          <w:rtl w:val="0"/>
-        </w:rPr>
-      </w:r>
-    </w:p>
-    <w:p>
-      <w:pPr>
-        <w:spacing w:after="120" w:lineRule="auto"/>
-        <w:jc w:val="both"/>
-        <w:rPr>
-          <w:rFonts w:ascii="Times New Roman" w:cs="Times New Roman" w:eastAsia="Times New Roman" w:hAnsi="Times New Roman"/>
-          <w:i w:val="1"/>
-          <w:color w:val="000000"/>
-          <w:sz w:val="24"/>
-          <w:szCs w:val="24"/>
-        </w:rPr>
-      </w:pPr>
-      <w:r>
-        <w:rPr>
-          <w:rFonts w:ascii="Times New Roman" w:cs="Times New Roman" w:eastAsia="Times New Roman" w:hAnsi="Times New Roman"/>
-          <w:color w:val="000000"/>
-          <w:sz w:val="24"/>
-          <w:szCs w:val="24"/>
-          <w:rtl w:val="0"/>
-        </w:rPr>
-        <w:t xml:space="preserve">Заступи, спаси, помилуй і охорони нас, Боже, твоєю благодаттю.</w:t>
-      </w:r>
-      <w:r>
-        <w:rPr>
-          <w:rtl w:val="0"/>
-        </w:rPr>
-      </w:r>
-    </w:p>
-    <w:p>
-      <w:pPr>
-        <w:spacing w:after="120" w:lineRule="auto"/>
-        <w:jc w:val="both"/>
-        <w:rPr>
-          <w:rFonts w:ascii="Times New Roman" w:cs="Times New Roman" w:eastAsia="Times New Roman" w:hAnsi="Times New Roman"/>
-          <w:i w:val="1"/>
-          <w:color w:val="000000"/>
-          <w:sz w:val="24"/>
-          <w:szCs w:val="24"/>
-        </w:rPr>
-      </w:pPr>
-      <w:r>
-        <w:rPr>
-          <w:rFonts w:ascii="Times New Roman" w:cs="Times New Roman" w:eastAsia="Times New Roman" w:hAnsi="Times New Roman"/>
-          <w:i w:val="1"/>
-          <w:color w:val="ff0000"/>
-          <w:sz w:val="24"/>
-          <w:szCs w:val="24"/>
-          <w:rtl w:val="0"/>
-        </w:rPr>
-        <w:t xml:space="preserve">Вірні:</w:t>
-      </w:r>
-      <w:r>
-        <w:rPr>
-          <w:rFonts w:ascii="Times New Roman" w:cs="Times New Roman" w:eastAsia="Times New Roman" w:hAnsi="Times New Roman"/>
-          <w:color w:val="000000"/>
-          <w:sz w:val="24"/>
-          <w:szCs w:val="24"/>
-          <w:rtl w:val="0"/>
-        </w:rPr>
-        <w:t xml:space="preserve"> Господи, помилуй.</w:t>
-      </w:r>
-      <w:r>
-        <w:rPr>
-          <w:rtl w:val="0"/>
-        </w:rPr>
-      </w:r>
-    </w:p>
-    <w:p>
-      <w:pPr>
-        <w:spacing w:after="120" w:lineRule="auto"/>
-        <w:jc w:val="both"/>
-        <w:rPr>
-          <w:rFonts w:ascii="Times New Roman" w:cs="Times New Roman" w:eastAsia="Times New Roman" w:hAnsi="Times New Roman"/>
-          <w:i w:val="1"/>
-          <w:color w:val="000000"/>
-          <w:sz w:val="24"/>
-          <w:szCs w:val="24"/>
-        </w:rPr>
-      </w:pPr>
-      <w:r>
-        <w:rPr>
-          <w:rFonts w:ascii="Times New Roman" w:cs="Times New Roman" w:eastAsia="Times New Roman" w:hAnsi="Times New Roman"/>
-          <w:color w:val="000000"/>
-          <w:sz w:val="24"/>
-          <w:szCs w:val="24"/>
-          <w:rtl w:val="0"/>
-        </w:rPr>
-        <w:t xml:space="preserve">Пресвяту, пречисту, преблагословенну, славну Владичицю нашу Богородицю і приснодіву Марію, з усіма святими пом'янувши, самі себе, і один одного, і все життя наше Христу Богові віддаймо.</w:t>
-      </w:r>
-      <w:r>
-        <w:rPr>
-          <w:rtl w:val="0"/>
-        </w:rPr>
-      </w:r>
-    </w:p>
-    <w:p>
-      <w:pPr>
-        <w:spacing w:after="120" w:lineRule="auto"/>
-        <w:jc w:val="both"/>
-        <w:rPr>
-          <w:rFonts w:ascii="Times New Roman" w:cs="Times New Roman" w:eastAsia="Times New Roman" w:hAnsi="Times New Roman"/>
-          <w:i w:val="1"/>
-          <w:color w:val="000000"/>
-          <w:sz w:val="24"/>
-          <w:szCs w:val="24"/>
-        </w:rPr>
-      </w:pPr>
-      <w:r>
-        <w:rPr>
-          <w:rFonts w:ascii="Times New Roman" w:cs="Times New Roman" w:eastAsia="Times New Roman" w:hAnsi="Times New Roman"/>
-          <w:i w:val="1"/>
-          <w:color w:val="ff0000"/>
-          <w:sz w:val="24"/>
-          <w:szCs w:val="24"/>
-          <w:rtl w:val="0"/>
-        </w:rPr>
-        <w:t xml:space="preserve">Вірні:</w:t>
-      </w:r>
-      <w:r>
-        <w:rPr>
-          <w:rFonts w:ascii="Times New Roman" w:cs="Times New Roman" w:eastAsia="Times New Roman" w:hAnsi="Times New Roman"/>
-          <w:color w:val="000000"/>
-          <w:sz w:val="24"/>
-          <w:szCs w:val="24"/>
-          <w:rtl w:val="0"/>
-        </w:rPr>
-        <w:t xml:space="preserve"> Тобі, Господи.</w:t>
-      </w:r>
-      <w:r>
-        <w:rPr>
-          <w:rtl w:val="0"/>
-        </w:rPr>
-      </w:r>
-    </w:p>
-    <w:p>
-      <w:pPr>
-        <w:spacing w:after="120" w:lineRule="auto"/>
-        <w:jc w:val="both"/>
-        <w:rPr>
-          <w:rFonts w:ascii="Times New Roman" w:cs="Times New Roman" w:eastAsia="Times New Roman" w:hAnsi="Times New Roman"/>
-          <w:sz w:val="24"/>
-          <w:szCs w:val="24"/>
-          <w:u w:val="single"/>
-        </w:rPr>
-      </w:pPr>
-      <w:bookmarkStart w:colFirst="0" w:colLast="0" w:name="_heading=h.gjdgxs" w:id="0"/>
-      <w:bookmarkEnd w:id="0"/>
-      <w:r>
-        <w:rPr>
-          <w:rFonts w:ascii="Times New Roman" w:cs="Times New Roman" w:eastAsia="Times New Roman" w:hAnsi="Times New Roman"/>
-          <w:sz w:val="24"/>
-          <w:szCs w:val="24"/>
-          <w:u w:val="single"/>
-          <w:rtl w:val="0"/>
-        </w:rPr>
-        <w:t xml:space="preserve">[Господи, Боже наш, що сонну неміч забрав від нас і покликав нас візванням святим, щоб і вночі підносити руки наші і прославляти тебе за справедливі твої присуди. Прийми благання наші, моління, визнавання, нічні служби і даруй нам, Боже, віру бездоганну, надію впевнену, любов нелицемірну. Благослови наші входи й виходи, вчинки, слова, діла й думки; і дай нам дочекатися початку дня, нам, що хвалять й оспівують, і благословлять добрість твоєї несказанної сили]</w:t>
-      </w:r>
-    </w:p>
-    <w:p>
-      <w:pPr>
-        <w:spacing w:after="120" w:lineRule="auto"/>
-        <w:jc w:val="both"/>
-        <w:rPr>
-          <w:rFonts w:ascii="Times New Roman" w:cs="Times New Roman" w:eastAsia="Times New Roman" w:hAnsi="Times New Roman"/>
-          <w:sz w:val="24"/>
-          <w:szCs w:val="24"/>
-        </w:rPr>
-      </w:pPr>
-      <w:r>
-        <w:rPr>
-          <w:rFonts w:ascii="Times New Roman" w:hAnsi="Times New Roman"/>
-          <w:i/>
-          <w:color w:val="FF4400"/>
-          <w:sz w:val="24"/>
-        </w:rPr>
-        <w:t>Священик:</w:t>
-      </w:r>
-      <w:r>
-        <w:rPr>
-          <w:rFonts w:ascii="Times New Roman" w:hAnsi="Times New Roman"/>
-          <w:sz w:val="24"/>
-        </w:rPr>
-        <w:t xml:space="preserve"> Бо Ти Бог наш і Тобі славу возсилаємо: Отцю, і Сину, і Святому Духові, нині і повсякчас, і на віки віків.</w:t>
-      </w:r>
-    </w:p>
-    <w:p>
-      <w:pPr>
-        <w:spacing w:after="120" w:lineRule="auto"/>
-        <w:jc w:val="both"/>
-        <w:rPr>
-          <w:rFonts w:ascii="Times New Roman" w:cs="Times New Roman" w:eastAsia="Times New Roman" w:hAnsi="Times New Roman"/>
-          <w:sz w:val="24"/>
-          <w:szCs w:val="24"/>
-        </w:rPr>
-      </w:pPr>
-      <w:r>
-        <w:rPr>
-          <w:rFonts w:ascii="Times New Roman" w:cs="Times New Roman" w:eastAsia="Times New Roman" w:hAnsi="Times New Roman"/>
-          <w:i w:val="1"/>
-          <w:color w:val="ff0000"/>
-          <w:sz w:val="24"/>
-          <w:szCs w:val="24"/>
-          <w:rtl w:val="0"/>
-        </w:rPr>
-        <w:t xml:space="preserve">Вірні:</w:t>
-      </w:r>
-      <w:r>
-        <w:rPr>
-          <w:rFonts w:ascii="Times New Roman" w:cs="Times New Roman" w:eastAsia="Times New Roman" w:hAnsi="Times New Roman"/>
-          <w:color w:val="ff0000"/>
-          <w:sz w:val="24"/>
-          <w:szCs w:val="24"/>
-          <w:rtl w:val="0"/>
-        </w:rPr>
-        <w:t xml:space="preserve"> </w:t>
-      </w:r>
-      <w:r>
-        <w:rPr>
-          <w:rFonts w:ascii="Times New Roman" w:cs="Times New Roman" w:eastAsia="Times New Roman" w:hAnsi="Times New Roman"/>
-          <w:sz w:val="24"/>
-          <w:szCs w:val="24"/>
-          <w:rtl w:val="0"/>
-        </w:rPr>
-        <w:t xml:space="preserve">Амінь.</w:t>
-      </w:r>
-    </w:p>
-    <w:p>
-      <w:pPr>
-        <w:spacing w:after="120" w:lineRule="auto"/>
-        <w:jc w:val="both"/>
-        <w:rPr>
-          <w:rFonts w:ascii="Times New Roman" w:cs="Times New Roman" w:eastAsia="Times New Roman" w:hAnsi="Times New Roman"/>
-          <w:sz w:val="24"/>
-          <w:szCs w:val="24"/>
-        </w:rPr>
-      </w:pPr>
-      <w:r>
-        <w:rPr>
-          <w:rtl w:val="0"/>
-        </w:rPr>
-      </w:r>
-    </w:p>
-    <w:p>
-      <w:pPr>
-        <w:spacing w:after="120" w:lineRule="auto"/>
-        <w:jc w:val="both"/>
-        <w:rPr>
-          <w:rFonts w:ascii="Times New Roman" w:cs="Times New Roman" w:eastAsia="Times New Roman" w:hAnsi="Times New Roman"/>
-          <w:sz w:val="24"/>
-          <w:szCs w:val="24"/>
-        </w:rPr>
-      </w:pPr>
-      <w:r>
-        <w:rPr>
-          <w:rtl w:val="0"/>
-        </w:rPr>
-      </w:r>
-    </w:p>
-    <w:p>
-      <w:pPr>
-        <w:spacing w:after="120" w:lineRule="auto"/>
-        <w:jc w:val="both"/>
-        <w:rPr>
-          <w:rFonts w:ascii="Times New Roman" w:cs="Times New Roman" w:eastAsia="Times New Roman" w:hAnsi="Times New Roman"/>
-          <w:i w:val="1"/>
+          <w:sz w:val="24"/>
+          <w:szCs w:val="24"/>
+          <w:rtl w:val="0"/>
+        </w:rPr>
+        <w:t xml:space="preserve"> Величає душа моя Господа,* і дух мій радіє в Бозі, Спасі моїм.</w:t>
+      </w:r>
+    </w:p>
+    <w:p>
+      <w:pPr>
+        <w:spacing w:after="120" w:lineRule="auto"/>
+        <w:jc w:val="both"/>
+        <w:rPr>
+          <w:rFonts w:ascii="Times New Roman" w:cs="Times New Roman" w:eastAsia="Times New Roman" w:hAnsi="Times New Roman"/>
+          <w:sz w:val="24"/>
+          <w:szCs w:val="24"/>
+        </w:rPr>
+      </w:pPr>
+      <w:r>
+        <w:rPr>
+          <w:rFonts w:ascii="Times New Roman" w:cs="Times New Roman" w:eastAsia="Times New Roman" w:hAnsi="Times New Roman"/>
+          <w:sz w:val="24"/>
+          <w:szCs w:val="24"/>
+          <w:rtl w:val="0"/>
+        </w:rPr>
+        <w:t xml:space="preserve">Чеснішу від херувимів,* і незрівнянно славнішу від серафимів,* що без зотління Бога Слово породила,* сущу Богородицю, тебе величаємо. </w:t>
+      </w:r>
+      <w:r>
+        <w:rPr>
+          <w:rFonts w:ascii="Times New Roman" w:cs="Times New Roman" w:eastAsia="Times New Roman" w:hAnsi="Times New Roman"/>
+          <w:i w:val="1"/>
+          <w:color w:val="ff0000"/>
+          <w:sz w:val="24"/>
+          <w:szCs w:val="24"/>
+          <w:rtl w:val="0"/>
+        </w:rPr>
+        <w:t xml:space="preserve">(після кожного стиха)</w:t>
+      </w:r>
+      <w:r>
+        <w:rPr>
+          <w:rFonts w:ascii="Times New Roman" w:cs="Times New Roman" w:eastAsia="Times New Roman" w:hAnsi="Times New Roman"/>
+          <w:sz w:val="24"/>
+          <w:szCs w:val="24"/>
+          <w:rtl w:val="0"/>
+        </w:rPr>
+        <w:t xml:space="preserve">.</w:t>
+      </w:r>
+    </w:p>
+    <w:p>
+      <w:pPr>
+        <w:spacing w:after="120" w:lineRule="auto"/>
+        <w:jc w:val="both"/>
+        <w:rPr>
+          <w:rFonts w:ascii="Times New Roman" w:cs="Times New Roman" w:eastAsia="Times New Roman" w:hAnsi="Times New Roman"/>
+          <w:sz w:val="24"/>
+          <w:szCs w:val="24"/>
+        </w:rPr>
+      </w:pPr>
+      <w:r>
+        <w:rPr>
+          <w:rFonts w:ascii="Times New Roman" w:cs="Times New Roman" w:eastAsia="Times New Roman" w:hAnsi="Times New Roman"/>
+          <w:sz w:val="24"/>
+          <w:szCs w:val="24"/>
+          <w:rtl w:val="0"/>
+        </w:rPr>
+        <w:t xml:space="preserve">Бо він зглянувся на покору слугині своєї,* ось бо віднині ублажатимуть мене всі роди.</w:t>
+      </w:r>
+    </w:p>
+    <w:p>
+      <w:pPr>
+        <w:spacing w:after="120" w:lineRule="auto"/>
+        <w:jc w:val="both"/>
+        <w:rPr>
+          <w:rFonts w:ascii="Times New Roman" w:cs="Times New Roman" w:eastAsia="Times New Roman" w:hAnsi="Times New Roman"/>
+          <w:sz w:val="24"/>
+          <w:szCs w:val="24"/>
+        </w:rPr>
+      </w:pPr>
+      <w:r>
+        <w:rPr>
+          <w:rFonts w:ascii="Times New Roman" w:cs="Times New Roman" w:eastAsia="Times New Roman" w:hAnsi="Times New Roman"/>
+          <w:sz w:val="24"/>
+          <w:szCs w:val="24"/>
+          <w:rtl w:val="0"/>
+        </w:rPr>
+        <w:t xml:space="preserve">Велике бо вчинив мені Всемогутній, і святе ім'я його.* Милосердя його з роду в рід на тих, які бояться його.</w:t>
+      </w:r>
+    </w:p>
+    <w:p>
+      <w:pPr>
+        <w:spacing w:after="120" w:lineRule="auto"/>
+        <w:jc w:val="both"/>
+        <w:rPr>
+          <w:rFonts w:ascii="Times New Roman" w:cs="Times New Roman" w:eastAsia="Times New Roman" w:hAnsi="Times New Roman"/>
+          <w:sz w:val="24"/>
+          <w:szCs w:val="24"/>
+        </w:rPr>
+      </w:pPr>
+      <w:r>
+        <w:rPr>
+          <w:rFonts w:ascii="Times New Roman" w:cs="Times New Roman" w:eastAsia="Times New Roman" w:hAnsi="Times New Roman"/>
+          <w:sz w:val="24"/>
+          <w:szCs w:val="24"/>
+          <w:rtl w:val="0"/>
+        </w:rPr>
+        <w:t xml:space="preserve">Він виявив потугу рамени свого,* розвіяв гордих у задумах їхніх сердець.</w:t>
+      </w:r>
+    </w:p>
+    <w:p>
+      <w:pPr>
+        <w:spacing w:after="120" w:lineRule="auto"/>
+        <w:jc w:val="both"/>
+        <w:rPr>
+          <w:rFonts w:ascii="Times New Roman" w:cs="Times New Roman" w:eastAsia="Times New Roman" w:hAnsi="Times New Roman"/>
+          <w:sz w:val="24"/>
+          <w:szCs w:val="24"/>
+        </w:rPr>
+      </w:pPr>
+      <w:r>
+        <w:rPr>
+          <w:rFonts w:ascii="Times New Roman" w:cs="Times New Roman" w:eastAsia="Times New Roman" w:hAnsi="Times New Roman"/>
+          <w:sz w:val="24"/>
+          <w:szCs w:val="24"/>
+          <w:rtl w:val="0"/>
+        </w:rPr>
+        <w:t xml:space="preserve">Могутніх скинув з престолів, підняв угору смиренних;* наситив благами голодних, багатих же відіслав з порожніми руками.</w:t>
+      </w:r>
+    </w:p>
+    <w:p>
+      <w:pPr>
+        <w:spacing w:after="120" w:lineRule="auto"/>
+        <w:jc w:val="both"/>
+        <w:rPr>
+          <w:rFonts w:ascii="Times New Roman" w:cs="Times New Roman" w:eastAsia="Times New Roman" w:hAnsi="Times New Roman"/>
+          <w:sz w:val="24"/>
+          <w:szCs w:val="24"/>
+        </w:rPr>
+      </w:pPr>
+      <w:r>
+        <w:rPr>
+          <w:rFonts w:ascii="Times New Roman" w:cs="Times New Roman" w:eastAsia="Times New Roman" w:hAnsi="Times New Roman"/>
+          <w:sz w:val="24"/>
+          <w:szCs w:val="24"/>
+          <w:rtl w:val="0"/>
+        </w:rPr>
+        <w:t xml:space="preserve">Він пригорнув Ізраїля, слугу свого, згадавши своє милосердя,* як обіцяв був батькам нашим – Авраамові і його потомству повіки.</w:t>
+      </w:r>
+    </w:p>
+    <w:p>
+      <w:pPr>
+        <w:spacing w:after="120" w:lineRule="auto"/>
+        <w:jc w:val="both"/>
+        <w:rPr>
+          <w:rFonts w:ascii="Times New Roman" w:cs="Times New Roman" w:eastAsia="Times New Roman" w:hAnsi="Times New Roman"/>
           <w:sz w:val="24"/>
           <w:szCs w:val="24"/>
         </w:rPr>
@@ -12858,599 +14575,6 @@
     <w:p>
       <w:pPr>
         <w:pStyle w:val="Heading3"/>
-        <w:spacing w:after="120" w:before="0" w:lineRule="auto"/>
-        <w:jc w:val="center"/>
-        <w:rPr>
-          <w:rFonts w:ascii="Times New Roman" w:cs="Times New Roman" w:eastAsia="Times New Roman" w:hAnsi="Times New Roman"/>
-          <w:i w:val="1"/>
-          <w:color w:val="ff0000"/>
-        </w:rPr>
-      </w:pPr>
-      <w:r>
-        <w:rPr>
-          <w:rFonts w:ascii="Times New Roman" w:cs="Times New Roman" w:eastAsia="Times New Roman" w:hAnsi="Times New Roman"/>
-          <w:b w:val="1"/>
-          <w:i w:val="1"/>
-          <w:color w:val="ff0000"/>
-          <w:rtl w:val="0"/>
-        </w:rPr>
-        <w:t xml:space="preserve">Мала єктенія</w:t>
-      </w:r>
-      <w:r>
-        <w:rPr>
-          <w:rtl w:val="0"/>
-        </w:rPr>
-      </w:r>
-    </w:p>
-    <w:p>
-      <w:pPr>
-        <w:spacing w:after="120" w:lineRule="auto"/>
-        <w:jc w:val="both"/>
-        <w:rPr>
-          <w:rFonts w:ascii="Times New Roman" w:cs="Times New Roman" w:eastAsia="Times New Roman" w:hAnsi="Times New Roman"/>
-          <w:i w:val="1"/>
-          <w:color w:val="000000"/>
-          <w:sz w:val="24"/>
-          <w:szCs w:val="24"/>
-        </w:rPr>
-      </w:pPr>
-      <w:r>
-        <w:rPr>
-          <w:rFonts w:ascii="Times New Roman" w:cs="Times New Roman" w:eastAsia="Times New Roman" w:hAnsi="Times New Roman"/>
-          <w:color w:val="000000"/>
-          <w:sz w:val="24"/>
-          <w:szCs w:val="24"/>
-          <w:rtl w:val="0"/>
-        </w:rPr>
-        <w:t xml:space="preserve">Ще і ще в мирі Господеві помолімся.</w:t>
-      </w:r>
-      <w:r>
-        <w:rPr>
-          <w:rtl w:val="0"/>
-        </w:rPr>
-      </w:r>
-    </w:p>
-    <w:p>
-      <w:pPr>
-        <w:spacing w:after="120" w:lineRule="auto"/>
-        <w:jc w:val="both"/>
-        <w:rPr>
-          <w:rFonts w:ascii="Times New Roman" w:cs="Times New Roman" w:eastAsia="Times New Roman" w:hAnsi="Times New Roman"/>
-          <w:i w:val="1"/>
-          <w:color w:val="000000"/>
-          <w:sz w:val="24"/>
-          <w:szCs w:val="24"/>
-        </w:rPr>
-      </w:pPr>
-      <w:r>
-        <w:rPr>
-          <w:rFonts w:ascii="Times New Roman" w:cs="Times New Roman" w:eastAsia="Times New Roman" w:hAnsi="Times New Roman"/>
-          <w:i w:val="1"/>
-          <w:color w:val="ff0000"/>
-          <w:sz w:val="24"/>
-          <w:szCs w:val="24"/>
-          <w:rtl w:val="0"/>
-        </w:rPr>
-        <w:t xml:space="preserve">Вірні:</w:t>
-      </w:r>
-      <w:r>
-        <w:rPr>
-          <w:rFonts w:ascii="Times New Roman" w:cs="Times New Roman" w:eastAsia="Times New Roman" w:hAnsi="Times New Roman"/>
-          <w:color w:val="000000"/>
-          <w:sz w:val="24"/>
-          <w:szCs w:val="24"/>
-          <w:rtl w:val="0"/>
-        </w:rPr>
-        <w:t xml:space="preserve"> Господи, помилуй.</w:t>
-      </w:r>
-      <w:r>
-        <w:rPr>
-          <w:rtl w:val="0"/>
-        </w:rPr>
-      </w:r>
-    </w:p>
-    <w:p>
-      <w:pPr>
-        <w:spacing w:after="120" w:lineRule="auto"/>
-        <w:jc w:val="both"/>
-        <w:rPr>
-          <w:rFonts w:ascii="Times New Roman" w:cs="Times New Roman" w:eastAsia="Times New Roman" w:hAnsi="Times New Roman"/>
-          <w:i w:val="1"/>
-          <w:color w:val="000000"/>
-          <w:sz w:val="24"/>
-          <w:szCs w:val="24"/>
-        </w:rPr>
-      </w:pPr>
-      <w:r>
-        <w:rPr>
-          <w:rFonts w:ascii="Times New Roman" w:cs="Times New Roman" w:eastAsia="Times New Roman" w:hAnsi="Times New Roman"/>
-          <w:color w:val="000000"/>
-          <w:sz w:val="24"/>
-          <w:szCs w:val="24"/>
-          <w:rtl w:val="0"/>
-        </w:rPr>
-        <w:t xml:space="preserve">Заступи, спаси, помилуй і охорони нас, Боже, твоєю благодаттю.</w:t>
-      </w:r>
-      <w:r>
-        <w:rPr>
-          <w:rtl w:val="0"/>
-        </w:rPr>
-      </w:r>
-    </w:p>
-    <w:p>
-      <w:pPr>
-        <w:spacing w:after="120" w:lineRule="auto"/>
-        <w:jc w:val="both"/>
-        <w:rPr>
-          <w:rFonts w:ascii="Times New Roman" w:cs="Times New Roman" w:eastAsia="Times New Roman" w:hAnsi="Times New Roman"/>
-          <w:i w:val="1"/>
-          <w:color w:val="000000"/>
-          <w:sz w:val="24"/>
-          <w:szCs w:val="24"/>
-        </w:rPr>
-      </w:pPr>
-      <w:r>
-        <w:rPr>
-          <w:rFonts w:ascii="Times New Roman" w:cs="Times New Roman" w:eastAsia="Times New Roman" w:hAnsi="Times New Roman"/>
-          <w:i w:val="1"/>
-          <w:color w:val="ff0000"/>
-          <w:sz w:val="24"/>
-          <w:szCs w:val="24"/>
-          <w:rtl w:val="0"/>
-        </w:rPr>
-        <w:t xml:space="preserve">Вірні:</w:t>
-      </w:r>
-      <w:r>
-        <w:rPr>
-          <w:rFonts w:ascii="Times New Roman" w:cs="Times New Roman" w:eastAsia="Times New Roman" w:hAnsi="Times New Roman"/>
-          <w:color w:val="000000"/>
-          <w:sz w:val="24"/>
-          <w:szCs w:val="24"/>
-          <w:rtl w:val="0"/>
-        </w:rPr>
-        <w:t xml:space="preserve"> Господи, помилуй.</w:t>
-      </w:r>
-      <w:r>
-        <w:rPr>
-          <w:rtl w:val="0"/>
-        </w:rPr>
-      </w:r>
-    </w:p>
-    <w:p>
-      <w:pPr>
-        <w:spacing w:after="120" w:lineRule="auto"/>
-        <w:jc w:val="both"/>
-        <w:rPr>
-          <w:rFonts w:ascii="Times New Roman" w:cs="Times New Roman" w:eastAsia="Times New Roman" w:hAnsi="Times New Roman"/>
-          <w:i w:val="1"/>
-          <w:color w:val="000000"/>
-          <w:sz w:val="24"/>
-          <w:szCs w:val="24"/>
-        </w:rPr>
-      </w:pPr>
-      <w:r>
-        <w:rPr>
-          <w:rFonts w:ascii="Times New Roman" w:cs="Times New Roman" w:eastAsia="Times New Roman" w:hAnsi="Times New Roman"/>
-          <w:color w:val="000000"/>
-          <w:sz w:val="24"/>
-          <w:szCs w:val="24"/>
-          <w:rtl w:val="0"/>
-        </w:rPr>
-        <w:t xml:space="preserve">Пресвяту, пречисту, преблагословенну, славну Владичицю нашу Богородицю і приснодіву Марію, з усіма святими пом'янувши, самі себе, і один одного, і все життя наше Христу Богові віддаймо.</w:t>
-      </w:r>
-      <w:r>
-        <w:rPr>
-          <w:rtl w:val="0"/>
-        </w:rPr>
-      </w:r>
-    </w:p>
-    <w:p>
-      <w:pPr>
-        <w:spacing w:after="120" w:lineRule="auto"/>
-        <w:jc w:val="both"/>
-        <w:rPr>
-          <w:rFonts w:ascii="Times New Roman" w:cs="Times New Roman" w:eastAsia="Times New Roman" w:hAnsi="Times New Roman"/>
-          <w:i w:val="1"/>
-          <w:color w:val="000000"/>
-          <w:sz w:val="24"/>
-          <w:szCs w:val="24"/>
-        </w:rPr>
-      </w:pPr>
-      <w:r>
-        <w:rPr>
-          <w:rFonts w:ascii="Times New Roman" w:cs="Times New Roman" w:eastAsia="Times New Roman" w:hAnsi="Times New Roman"/>
-          <w:i w:val="1"/>
-          <w:color w:val="ff0000"/>
-          <w:sz w:val="24"/>
-          <w:szCs w:val="24"/>
-          <w:rtl w:val="0"/>
-        </w:rPr>
-        <w:t xml:space="preserve">Вірні:</w:t>
-      </w:r>
-      <w:r>
-        <w:rPr>
-          <w:rFonts w:ascii="Times New Roman" w:cs="Times New Roman" w:eastAsia="Times New Roman" w:hAnsi="Times New Roman"/>
-          <w:color w:val="000000"/>
-          <w:sz w:val="24"/>
-          <w:szCs w:val="24"/>
-          <w:rtl w:val="0"/>
-        </w:rPr>
-        <w:t xml:space="preserve"> Тобі, Господи.</w:t>
-      </w:r>
-      <w:r>
-        <w:rPr>
-          <w:rtl w:val="0"/>
-        </w:rPr>
-      </w:r>
-    </w:p>
-    <w:p>
-      <w:pPr>
-        <w:spacing w:after="120" w:lineRule="auto"/>
-        <w:jc w:val="both"/>
-        <w:rPr>
-          <w:rFonts w:ascii="Times New Roman" w:cs="Times New Roman" w:eastAsia="Times New Roman" w:hAnsi="Times New Roman"/>
-          <w:sz w:val="24"/>
-          <w:szCs w:val="24"/>
-          <w:u w:val="single"/>
-        </w:rPr>
-      </w:pPr>
-      <w:bookmarkStart w:colFirst="0" w:colLast="0" w:name="_heading=h.30j0zll" w:id="1"/>
-      <w:bookmarkEnd w:id="1"/>
-      <w:r>
-        <w:rPr>
-          <w:rFonts w:ascii="Times New Roman" w:cs="Times New Roman" w:eastAsia="Times New Roman" w:hAnsi="Times New Roman"/>
-          <w:sz w:val="24"/>
-          <w:szCs w:val="24"/>
-          <w:u w:val="single"/>
-          <w:rtl w:val="0"/>
-        </w:rPr>
-        <w:t xml:space="preserve">[Дякуємо тобі, Господи, Боже спасіння нашого, бо ти все робиш для добра життя нашого, щоб ми завжди на тебе споглядали, Спасителю й Доброчинцю душ наших. Бо ти дав спокій нам у час минулої ночі й підвів нас, щоб ми поклонялися величному імені твоєму. Тому молимо тебе, Господи: Дай нам ласку й силу, щоб ми стали гідними співати тобі розумно й молитися безупинно та в страсі і тремтінні над нашим спасінням працювали, при заступництві Христа твого. Пом'яни, Господи, і тих, що вночі до тебе кличуть. Вислухай їх і помилуй, і круши під ноги їх невидимих і войовничих ворогів.]</w:t>
-      </w:r>
-    </w:p>
-    <w:p>
-      <w:pPr>
-        <w:spacing w:after="120" w:lineRule="auto"/>
-        <w:jc w:val="both"/>
-        <w:rPr>
-          <w:rFonts w:ascii="Times New Roman" w:cs="Times New Roman" w:eastAsia="Times New Roman" w:hAnsi="Times New Roman"/>
-          <w:sz w:val="24"/>
-          <w:szCs w:val="24"/>
-        </w:rPr>
-      </w:pPr>
-      <w:r>
-        <w:rPr>
-          <w:rFonts w:ascii="Times New Roman" w:hAnsi="Times New Roman"/>
-          <w:i/>
-          <w:color w:val="FF4400"/>
-          <w:sz w:val="24"/>
-        </w:rPr>
-        <w:t>Священик:</w:t>
-      </w:r>
-      <w:r>
-        <w:rPr>
-          <w:rFonts w:ascii="Times New Roman" w:hAnsi="Times New Roman"/>
-          <w:sz w:val="24"/>
-        </w:rPr>
-        <w:t xml:space="preserve"> Бо Ти цар миру і Спас душ наших і Тобі славу возсилаємо: Отцю, і Сину, і Святому Духові, нині і повсякчас, і на віки віків.</w:t>
-      </w:r>
-    </w:p>
-    <w:p>
-      <w:pPr>
-        <w:spacing w:after="120" w:lineRule="auto"/>
-        <w:jc w:val="both"/>
-        <w:rPr>
-          <w:rFonts w:ascii="Times New Roman" w:cs="Times New Roman" w:eastAsia="Times New Roman" w:hAnsi="Times New Roman"/>
-          <w:i w:val="1"/>
-          <w:sz w:val="24"/>
-          <w:szCs w:val="24"/>
-        </w:rPr>
-      </w:pPr>
-      <w:r>
-        <w:rPr>
-          <w:rFonts w:ascii="Times New Roman" w:cs="Times New Roman" w:eastAsia="Times New Roman" w:hAnsi="Times New Roman"/>
-          <w:i w:val="1"/>
-          <w:color w:val="ff0000"/>
-          <w:sz w:val="24"/>
-          <w:szCs w:val="24"/>
-          <w:rtl w:val="0"/>
-        </w:rPr>
-        <w:t xml:space="preserve">Вірні:</w:t>
-      </w:r>
-      <w:r>
-        <w:rPr>
-          <w:rFonts w:ascii="Times New Roman" w:cs="Times New Roman" w:eastAsia="Times New Roman" w:hAnsi="Times New Roman"/>
-          <w:color w:val="ff0000"/>
-          <w:sz w:val="24"/>
-          <w:szCs w:val="24"/>
-          <w:rtl w:val="0"/>
-        </w:rPr>
-        <w:t xml:space="preserve"> </w:t>
-      </w:r>
-      <w:r>
-        <w:rPr>
-          <w:rFonts w:ascii="Times New Roman" w:cs="Times New Roman" w:eastAsia="Times New Roman" w:hAnsi="Times New Roman"/>
-          <w:sz w:val="24"/>
-          <w:szCs w:val="24"/>
-          <w:rtl w:val="0"/>
-        </w:rPr>
-        <w:t xml:space="preserve">Амінь</w:t>
-      </w:r>
-      <w:r>
-        <w:rPr>
-          <w:rFonts w:ascii="Times New Roman" w:cs="Times New Roman" w:eastAsia="Times New Roman" w:hAnsi="Times New Roman"/>
-          <w:i w:val="1"/>
-          <w:sz w:val="24"/>
-          <w:szCs w:val="24"/>
-          <w:rtl w:val="0"/>
-        </w:rPr>
-        <w:t xml:space="preserve">.</w:t>
-      </w:r>
-    </w:p>
-    <w:p>
-      <w:pPr>
-        <w:spacing w:after="120" w:lineRule="auto"/>
-        <w:jc w:val="both"/>
-        <w:rPr>
-          <w:rFonts w:ascii="Times New Roman" w:cs="Times New Roman" w:eastAsia="Times New Roman" w:hAnsi="Times New Roman"/>
-          <w:i w:val="1"/>
-          <w:sz w:val="24"/>
-          <w:szCs w:val="24"/>
-        </w:rPr>
-      </w:pPr>
-      <w:r>
-        <w:rPr>
-          <w:rtl w:val="0"/>
-        </w:rPr>
-      </w:r>
-    </w:p>
-    <w:p>
-      <w:pPr>
-        <w:spacing w:after="120" w:lineRule="auto"/>
-        <w:jc w:val="both"/>
-        <w:rPr>
-          <w:rFonts w:ascii="Times New Roman" w:cs="Times New Roman" w:eastAsia="Times New Roman" w:hAnsi="Times New Roman"/>
-          <w:sz w:val="24"/>
-          <w:szCs w:val="24"/>
-        </w:rPr>
-      </w:pPr>
-      <w:r>
-        <w:rPr>
-          <w:rtl w:val="0"/>
-        </w:rPr>
-      </w:r>
-    </w:p>
-    <w:p>
-      <w:pPr>
-        <w:pStyle w:val="Heading3"/>
-        <w:spacing w:after="120" w:before="0" w:lineRule="auto"/>
-        <w:jc w:val="center"/>
-        <w:rPr>
-          <w:rFonts w:ascii="Times New Roman" w:cs="Times New Roman" w:eastAsia="Times New Roman" w:hAnsi="Times New Roman"/>
-          <w:b w:val="1"/>
-          <w:i w:val="1"/>
-          <w:color w:val="ff0000"/>
-        </w:rPr>
-      </w:pPr>
-      <w:r>
-        <w:rPr>
-          <w:rFonts w:ascii="Times New Roman" w:cs="Times New Roman" w:eastAsia="Times New Roman" w:hAnsi="Times New Roman"/>
-          <w:b w:val="1"/>
-          <w:i w:val="1"/>
-          <w:color w:val="ff0000"/>
-          <w:rtl w:val="0"/>
-        </w:rPr>
-        <w:t xml:space="preserve">Пісня Богородиці</w:t>
-      </w:r>
-    </w:p>
-    <w:p>
-      <w:pPr>
-        <w:spacing w:after="120" w:lineRule="auto"/>
-        <w:jc w:val="both"/>
-        <w:rPr>
-          <w:rFonts w:ascii="Times New Roman" w:cs="Times New Roman" w:eastAsia="Times New Roman" w:hAnsi="Times New Roman"/>
-          <w:sz w:val="24"/>
-          <w:szCs w:val="24"/>
-        </w:rPr>
-      </w:pPr>
-      <w:r>
-        <w:rPr>
-          <w:rFonts w:ascii="Times New Roman" w:cs="Times New Roman" w:eastAsia="Times New Roman" w:hAnsi="Times New Roman"/>
-          <w:sz w:val="24"/>
-          <w:szCs w:val="24"/>
-          <w:rtl w:val="0"/>
-        </w:rPr>
-        <w:t xml:space="preserve">Богородицю і Матір Світла піснями звеличаймо.</w:t>
-      </w:r>
-    </w:p>
-    <w:p>
-      <w:pPr>
-        <w:spacing w:after="120" w:lineRule="auto"/>
-        <w:jc w:val="both"/>
-        <w:rPr>
-          <w:rFonts w:ascii="Times New Roman" w:cs="Times New Roman" w:eastAsia="Times New Roman" w:hAnsi="Times New Roman"/>
-          <w:sz w:val="24"/>
-          <w:szCs w:val="24"/>
-        </w:rPr>
-      </w:pPr>
-      <w:r>
-        <w:rPr>
-          <w:rFonts w:ascii="Times New Roman" w:cs="Times New Roman" w:eastAsia="Times New Roman" w:hAnsi="Times New Roman"/>
-          <w:i w:val="1"/>
-          <w:color w:val="ff0000"/>
-          <w:sz w:val="24"/>
-          <w:szCs w:val="24"/>
-          <w:rtl w:val="0"/>
-        </w:rPr>
-        <w:t xml:space="preserve">Вірні:</w:t>
-      </w:r>
-      <w:r>
-        <w:rPr>
-          <w:rFonts w:ascii="Times New Roman" w:cs="Times New Roman" w:eastAsia="Times New Roman" w:hAnsi="Times New Roman"/>
-          <w:sz w:val="24"/>
-          <w:szCs w:val="24"/>
-          <w:rtl w:val="0"/>
-        </w:rPr>
-        <w:t xml:space="preserve"> Величає душа моя Господа,* і дух мій радіє в Бозі, Спасі моїм.</w:t>
-      </w:r>
-    </w:p>
-    <w:p>
-      <w:pPr>
-        <w:spacing w:after="120" w:lineRule="auto"/>
-        <w:jc w:val="both"/>
-        <w:rPr>
-          <w:rFonts w:ascii="Times New Roman" w:cs="Times New Roman" w:eastAsia="Times New Roman" w:hAnsi="Times New Roman"/>
-          <w:sz w:val="24"/>
-          <w:szCs w:val="24"/>
-        </w:rPr>
-      </w:pPr>
-      <w:r>
-        <w:rPr>
-          <w:rFonts w:ascii="Times New Roman" w:cs="Times New Roman" w:eastAsia="Times New Roman" w:hAnsi="Times New Roman"/>
-          <w:sz w:val="24"/>
-          <w:szCs w:val="24"/>
-          <w:rtl w:val="0"/>
-        </w:rPr>
-        <w:t xml:space="preserve">Чеснішу від херувимів,* і незрівнянно славнішу від серафимів,* що без зотління Бога Слово породила,* сущу Богородицю, тебе величаємо. </w:t>
-      </w:r>
-      <w:r>
-        <w:rPr>
-          <w:rFonts w:ascii="Times New Roman" w:cs="Times New Roman" w:eastAsia="Times New Roman" w:hAnsi="Times New Roman"/>
-          <w:i w:val="1"/>
-          <w:color w:val="ff0000"/>
-          <w:sz w:val="24"/>
-          <w:szCs w:val="24"/>
-          <w:rtl w:val="0"/>
-        </w:rPr>
-        <w:t xml:space="preserve">(після кожного стиха)</w:t>
-      </w:r>
-      <w:r>
-        <w:rPr>
-          <w:rFonts w:ascii="Times New Roman" w:cs="Times New Roman" w:eastAsia="Times New Roman" w:hAnsi="Times New Roman"/>
-          <w:sz w:val="24"/>
-          <w:szCs w:val="24"/>
-          <w:rtl w:val="0"/>
-        </w:rPr>
-        <w:t xml:space="preserve">.</w:t>
-      </w:r>
-    </w:p>
-    <w:p>
-      <w:pPr>
-        <w:spacing w:after="120" w:lineRule="auto"/>
-        <w:jc w:val="both"/>
-        <w:rPr>
-          <w:rFonts w:ascii="Times New Roman" w:cs="Times New Roman" w:eastAsia="Times New Roman" w:hAnsi="Times New Roman"/>
-          <w:sz w:val="24"/>
-          <w:szCs w:val="24"/>
-        </w:rPr>
-      </w:pPr>
-      <w:r>
-        <w:rPr>
-          <w:rFonts w:ascii="Times New Roman" w:cs="Times New Roman" w:eastAsia="Times New Roman" w:hAnsi="Times New Roman"/>
-          <w:sz w:val="24"/>
-          <w:szCs w:val="24"/>
-          <w:rtl w:val="0"/>
-        </w:rPr>
-        <w:t xml:space="preserve">Бо він зглянувся на покору слугині своєї,* ось бо віднині ублажатимуть мене всі роди.</w:t>
-      </w:r>
-    </w:p>
-    <w:p>
-      <w:pPr>
-        <w:spacing w:after="120" w:lineRule="auto"/>
-        <w:jc w:val="both"/>
-        <w:rPr>
-          <w:rFonts w:ascii="Times New Roman" w:cs="Times New Roman" w:eastAsia="Times New Roman" w:hAnsi="Times New Roman"/>
-          <w:sz w:val="24"/>
-          <w:szCs w:val="24"/>
-        </w:rPr>
-      </w:pPr>
-      <w:r>
-        <w:rPr>
-          <w:rFonts w:ascii="Times New Roman" w:cs="Times New Roman" w:eastAsia="Times New Roman" w:hAnsi="Times New Roman"/>
-          <w:sz w:val="24"/>
-          <w:szCs w:val="24"/>
-          <w:rtl w:val="0"/>
-        </w:rPr>
-        <w:t xml:space="preserve">Велике бо вчинив мені Всемогутній, і святе ім'я його.* Милосердя його з роду в рід на тих, які бояться його.</w:t>
-      </w:r>
-    </w:p>
-    <w:p>
-      <w:pPr>
-        <w:spacing w:after="120" w:lineRule="auto"/>
-        <w:jc w:val="both"/>
-        <w:rPr>
-          <w:rFonts w:ascii="Times New Roman" w:cs="Times New Roman" w:eastAsia="Times New Roman" w:hAnsi="Times New Roman"/>
-          <w:sz w:val="24"/>
-          <w:szCs w:val="24"/>
-        </w:rPr>
-      </w:pPr>
-      <w:r>
-        <w:rPr>
-          <w:rFonts w:ascii="Times New Roman" w:cs="Times New Roman" w:eastAsia="Times New Roman" w:hAnsi="Times New Roman"/>
-          <w:sz w:val="24"/>
-          <w:szCs w:val="24"/>
-          <w:rtl w:val="0"/>
-        </w:rPr>
-        <w:t xml:space="preserve">Він виявив потугу рамени свого,* розвіяв гордих у задумах їхніх сердець.</w:t>
-      </w:r>
-    </w:p>
-    <w:p>
-      <w:pPr>
-        <w:spacing w:after="120" w:lineRule="auto"/>
-        <w:jc w:val="both"/>
-        <w:rPr>
-          <w:rFonts w:ascii="Times New Roman" w:cs="Times New Roman" w:eastAsia="Times New Roman" w:hAnsi="Times New Roman"/>
-          <w:sz w:val="24"/>
-          <w:szCs w:val="24"/>
-        </w:rPr>
-      </w:pPr>
-      <w:r>
-        <w:rPr>
-          <w:rFonts w:ascii="Times New Roman" w:cs="Times New Roman" w:eastAsia="Times New Roman" w:hAnsi="Times New Roman"/>
-          <w:sz w:val="24"/>
-          <w:szCs w:val="24"/>
-          <w:rtl w:val="0"/>
-        </w:rPr>
-        <w:t xml:space="preserve">Могутніх скинув з престолів, підняв угору смиренних;* наситив благами голодних, багатих же відіслав з порожніми руками.</w:t>
-      </w:r>
-    </w:p>
-    <w:p>
-      <w:pPr>
-        <w:spacing w:after="120" w:lineRule="auto"/>
-        <w:jc w:val="both"/>
-        <w:rPr>
-          <w:rFonts w:ascii="Times New Roman" w:cs="Times New Roman" w:eastAsia="Times New Roman" w:hAnsi="Times New Roman"/>
-          <w:sz w:val="24"/>
-          <w:szCs w:val="24"/>
-        </w:rPr>
-      </w:pPr>
-      <w:r>
-        <w:rPr>
-          <w:rFonts w:ascii="Times New Roman" w:cs="Times New Roman" w:eastAsia="Times New Roman" w:hAnsi="Times New Roman"/>
-          <w:sz w:val="24"/>
-          <w:szCs w:val="24"/>
-          <w:rtl w:val="0"/>
-        </w:rPr>
-        <w:t xml:space="preserve">Він пригорнув Ізраїля, слугу свого, згадавши своє милосердя,* як обіцяв був батькам нашим – Авраамові і його потомству повіки.</w:t>
-      </w:r>
-    </w:p>
-    <w:p>
-      <w:pPr>
-        <w:spacing w:after="120" w:lineRule="auto"/>
-        <w:jc w:val="both"/>
-        <w:rPr>
-          <w:rFonts w:ascii="Times New Roman" w:cs="Times New Roman" w:eastAsia="Times New Roman" w:hAnsi="Times New Roman"/>
-          <w:sz w:val="24"/>
-          <w:szCs w:val="24"/>
-        </w:rPr>
-      </w:pPr>
-      <w:r>
-        <w:rPr>
-          <w:rtl w:val="0"/>
-        </w:rPr>
-      </w:r>
-    </w:p>
-    <w:p>
-      <w:pPr>
         <w:spacing w:after="120" w:lineRule="auto"/>
         <w:jc w:val="center"/>
         <w:rPr>
@@ -17077,6 +18201,7 @@
     <w:p>
       <w:pPr>
         <w:pStyle w:val="a"/>
+        <w:spacing w:after="160"/>
       </w:pPr>
       <w:r>
         <w:rPr>

--- a/flow/20230914_vu_template/drafts/2024-06-g/05-СР-Доротея-Косми.docx
+++ b/flow/20230914_vu_template/drafts/2024-06-g/05-СР-Доротея-Косми.docx
@@ -3394,18 +3394,40 @@
     </w:p>
     <w:p>
       <w:pPr>
-        <w:spacing w:after="120" w:lineRule="auto"/>
-        <w:jc w:val="both"/>
-        <w:rPr>
-          <w:rFonts w:ascii="Times New Roman" w:cs="Times New Roman" w:eastAsia="Times New Roman" w:hAnsi="Times New Roman"/>
-          <w:sz w:val="24"/>
-          <w:szCs w:val="24"/>
-        </w:rPr>
-      </w:pPr>
-      <w:r>
-        <w:rPr>
-          <w:rtl w:val="0"/>
-        </w:rPr>
+        <w:pStyle w:val="a"/>
+      </w:pPr>
+      <w:r>
+        <w:rPr>
+          <w:rFonts w:ascii="Times New Roman" w:hAnsi="Times New Roman"/>
+          <w:i/>
+          <w:color w:val="FF0000"/>
+          <w:sz w:val="24"/>
+        </w:rPr>
+        <w:t xml:space="preserve">(г. 1, подібний: Преславні мученики): </w:t>
+      </w:r>
+      <w:r>
+        <w:rPr>
+          <w:rFonts w:ascii="Times New Roman" w:hAnsi="Times New Roman"/>
+          <w:sz w:val="24"/>
+        </w:rPr>
+        <w:t xml:space="preserve">Богомудрий, блаженний </w:t>
+      </w:r>
+      <w:r>
+        <w:rPr>
+          <w:rFonts w:ascii="Times New Roman" w:hAnsi="Times New Roman"/>
+          <w:i w:val="0"/>
+          <w:color w:val="000000"/>
+          <w:sz w:val="24"/>
+          <w:highlight w:val="yellow"/>
+        </w:rPr>
+        <w:t>Доротею</w:t>
+      </w:r>
+      <w:r>
+        <w:rPr>
+          <w:rFonts w:ascii="Times New Roman" w:hAnsi="Times New Roman"/>
+          <w:sz w:val="24"/>
+        </w:rPr>
+        <w:t>!* Багряною твоєю кров'ю* ти оздобив свою священну* і божественну одежу,* проходивши благочесно від сили до сили,* і від слави до слави.* Молися нині, щоб дано душам нашим мир* і велику милість.</w:t>
       </w:r>
     </w:p>
     <w:p>
@@ -3479,18 +3501,14 @@
     </w:p>
     <w:p>
       <w:pPr>
-        <w:spacing w:after="120" w:lineRule="auto"/>
-        <w:jc w:val="both"/>
-        <w:rPr>
-          <w:rFonts w:ascii="Times New Roman" w:cs="Times New Roman" w:eastAsia="Times New Roman" w:hAnsi="Times New Roman"/>
-          <w:sz w:val="24"/>
-          <w:szCs w:val="24"/>
-        </w:rPr>
-      </w:pPr>
-      <w:r>
-        <w:rPr>
-          <w:rtl w:val="0"/>
-        </w:rPr>
+        <w:pStyle w:val="a"/>
+      </w:pPr>
+      <w:r>
+        <w:rPr>
+          <w:rFonts w:ascii="Times New Roman" w:hAnsi="Times New Roman"/>
+          <w:sz w:val="24"/>
+        </w:rPr>
+        <w:t>Як правдивий священик,* ти найперше приносив Богові* безкровну жертву,* наостанок же, як справжній мученик,* ти, всечесний благовіснику Бога,* приніс Христові себе самого,* як цілопальну приємну жертву.* Моли його за тих,* що тебе прославляють.</w:t>
       </w:r>
     </w:p>
     <w:p>
@@ -3538,128 +3556,89 @@
     </w:p>
     <w:p>
       <w:pPr>
-        <w:spacing w:after="120" w:lineRule="auto"/>
-        <w:jc w:val="both"/>
-        <w:rPr>
-          <w:rFonts w:ascii="Times New Roman" w:cs="Times New Roman" w:eastAsia="Times New Roman" w:hAnsi="Times New Roman"/>
-          <w:sz w:val="24"/>
-          <w:szCs w:val="24"/>
-        </w:rPr>
-      </w:pPr>
-      <w:r>
-        <w:rPr>
-          <w:rtl w:val="0"/>
-        </w:rPr>
-      </w:r>
-    </w:p>
-    <w:p>
-      <w:pPr>
-        <w:spacing w:after="120" w:lineRule="auto"/>
-        <w:jc w:val="both"/>
-        <w:rPr>
-          <w:rFonts w:ascii="Times New Roman" w:cs="Times New Roman" w:eastAsia="Times New Roman" w:hAnsi="Times New Roman"/>
-          <w:i w:val="1"/>
-          <w:color w:val="ff0000"/>
-          <w:sz w:val="24"/>
-          <w:szCs w:val="24"/>
-        </w:rPr>
-      </w:pPr>
-      <w:r>
-        <w:rPr>
-          <w:rFonts w:ascii="Times New Roman" w:cs="Times New Roman" w:eastAsia="Times New Roman" w:hAnsi="Times New Roman"/>
-          <w:b w:val="1"/>
-          <w:sz w:val="24"/>
-          <w:szCs w:val="24"/>
-          <w:rtl w:val="0"/>
+        <w:pStyle w:val="a"/>
+      </w:pPr>
+      <w:r>
+        <w:rPr>
+          <w:rFonts w:ascii="Times New Roman" w:hAnsi="Times New Roman"/>
+          <w:sz w:val="24"/>
+        </w:rPr>
+        <w:t>Ти, богомудрий Отче, привів Христові мученицькі полки;* напоумляючи своїми повчаннями* і наказуючи заповідями,* ти поставив себе самого* за видимий зразок.* Молися з ними,* щоб дати душам нашим мир* і велику милість.</w:t>
+      </w:r>
+    </w:p>
+    <w:p>
+      <w:pPr>
+        <w:pStyle w:val="a"/>
+      </w:pPr>
+      <w:r>
+        <w:rPr>
+          <w:rFonts w:ascii="Times New Roman" w:hAnsi="Times New Roman"/>
+          <w:b/>
+          <w:sz w:val="24"/>
         </w:rPr>
         <w:t xml:space="preserve">Слава </w:t>
       </w:r>
       <w:r>
         <w:rPr>
-          <w:rtl w:val="0"/>
-        </w:rPr>
-      </w:r>
-    </w:p>
-    <w:p>
-      <w:pPr>
-        <w:spacing w:after="120" w:lineRule="auto"/>
-        <w:jc w:val="both"/>
-        <w:rPr>
-          <w:rFonts w:ascii="Times New Roman" w:cs="Times New Roman" w:eastAsia="Times New Roman" w:hAnsi="Times New Roman"/>
-          <w:sz w:val="24"/>
-          <w:szCs w:val="24"/>
-        </w:rPr>
-      </w:pPr>
-      <w:r>
-        <w:rPr>
-          <w:rtl w:val="0"/>
-        </w:rPr>
-      </w:r>
-    </w:p>
-    <w:p>
-      <w:pPr>
-        <w:spacing w:after="120" w:lineRule="auto"/>
-        <w:jc w:val="both"/>
-        <w:rPr>
-          <w:rFonts w:ascii="Times New Roman" w:cs="Times New Roman" w:eastAsia="Times New Roman" w:hAnsi="Times New Roman"/>
-          <w:sz w:val="24"/>
-          <w:szCs w:val="24"/>
-        </w:rPr>
-      </w:pPr>
-      <w:r>
-        <w:rPr>
-          <w:rFonts w:ascii="Times New Roman" w:cs="Times New Roman" w:eastAsia="Times New Roman" w:hAnsi="Times New Roman"/>
-          <w:b w:val="1"/>
-          <w:sz w:val="24"/>
-          <w:szCs w:val="24"/>
-          <w:rtl w:val="0"/>
-        </w:rPr>
-        <w:t xml:space="preserve">І нині</w:t>
-      </w:r>
-      <w:r>
-        <w:rPr>
-          <w:rFonts w:ascii="Times New Roman" w:cs="Times New Roman" w:eastAsia="Times New Roman" w:hAnsi="Times New Roman"/>
-          <w:sz w:val="24"/>
-          <w:szCs w:val="24"/>
-          <w:rtl w:val="0"/>
-        </w:rPr>
-        <w:t xml:space="preserve"> </w:t>
-      </w:r>
-      <w:r>
-        <w:rPr>
-          <w:rFonts w:ascii="Times New Roman" w:cs="Times New Roman" w:eastAsia="Times New Roman" w:hAnsi="Times New Roman"/>
-          <w:i w:val="1"/>
-          <w:color w:val="ff0000"/>
-          <w:sz w:val="24"/>
-          <w:szCs w:val="24"/>
-          <w:rtl w:val="0"/>
-        </w:rPr>
-        <w:t xml:space="preserve">(богородичний):</w:t>
-      </w:r>
-      <w:r>
-        <w:rPr>
-          <w:rFonts w:ascii="Times New Roman" w:cs="Times New Roman" w:eastAsia="Times New Roman" w:hAnsi="Times New Roman"/>
-          <w:sz w:val="24"/>
-          <w:szCs w:val="24"/>
-          <w:rtl w:val="0"/>
-        </w:rPr>
-        <w:t xml:space="preserve"> </w:t>
-      </w:r>
-    </w:p>
-    <w:p>
-      <w:pPr>
-        <w:spacing w:after="120" w:lineRule="auto"/>
-        <w:jc w:val="both"/>
-        <w:rPr>
-          <w:rFonts w:ascii="Times New Roman" w:cs="Times New Roman" w:eastAsia="Times New Roman" w:hAnsi="Times New Roman"/>
-          <w:sz w:val="24"/>
-          <w:szCs w:val="24"/>
-        </w:rPr>
-      </w:pPr>
-      <w:r>
-        <w:rPr>
-          <w:rtl w:val="0"/>
-        </w:rPr>
+          <w:rFonts w:ascii="Times New Roman" w:hAnsi="Times New Roman"/>
+          <w:i/>
+          <w:color w:val="FF0000"/>
+          <w:sz w:val="24"/>
+        </w:rPr>
+        <w:t xml:space="preserve">(г. 1): </w:t>
+      </w:r>
+      <w:r>
+        <w:rPr>
+          <w:rFonts w:ascii="Times New Roman" w:hAnsi="Times New Roman"/>
+          <w:sz w:val="24"/>
+        </w:rPr>
+        <w:t xml:space="preserve">Ти, Священний, став посудом Святого Духа,* очистивши душу від пристрастей.* Тим-то прийняв ти, страждальнику </w:t>
+      </w:r>
+      <w:r>
+        <w:rPr>
+          <w:rFonts w:ascii="Times New Roman" w:hAnsi="Times New Roman"/>
+          <w:i w:val="0"/>
+          <w:color w:val="000000"/>
+          <w:sz w:val="24"/>
+          <w:highlight w:val="yellow"/>
+        </w:rPr>
+        <w:t>Доротею</w:t>
+      </w:r>
+      <w:r>
+        <w:rPr>
+          <w:rFonts w:ascii="Times New Roman" w:hAnsi="Times New Roman"/>
+          <w:sz w:val="24"/>
+        </w:rPr>
+        <w:t>, святе божественне помазання,* ставши святителем і наставником богомудрому народові,* та й непереможним мучеником того,* хто за нас витерпів страждання і подав безсмертя.* Моли його, щоб дав нам велику милість.</w:t>
+      </w:r>
+    </w:p>
+    <w:p>
+      <w:pPr>
+        <w:pStyle w:val="a"/>
+      </w:pPr>
+      <w:r>
+        <w:rPr>
+          <w:rFonts w:ascii="Times New Roman" w:hAnsi="Times New Roman"/>
+          <w:b/>
+          <w:sz w:val="24"/>
+        </w:rPr>
+        <w:t xml:space="preserve">І нині </w:t>
+      </w:r>
+      <w:r>
+        <w:rPr>
+          <w:rFonts w:ascii="Times New Roman" w:hAnsi="Times New Roman"/>
+          <w:i/>
+          <w:color w:val="FF0000"/>
+          <w:sz w:val="24"/>
+        </w:rPr>
+        <w:t xml:space="preserve">(хрестобогородичний): </w:t>
+      </w:r>
+      <w:r>
+        <w:rPr>
+          <w:rFonts w:ascii="Times New Roman" w:hAnsi="Times New Roman"/>
+          <w:sz w:val="24"/>
+        </w:rPr>
+        <w:t>Коли ти побачила свого Сина і Владику,* що на хресті простер свої руки* і дав себе списом у бік проколоти,* ти кликала, Мати чиста, плачучи:* Горе мені! Як же то страждаєш ти,* що відняв у людей страждання, Чоловіколюбче?</w:t>
       </w:r>
     </w:p>
     <w:p>
